--- a/documentacao-atlas-bosch.docx
+++ b/documentacao-atlas-bosch.docx
@@ -2989,102 +2989,18 @@
               <w:lang w:eastAsia="pt-BR"/>
             </w:rPr>
           </w:pPr>
-          <w:hyperlink w:anchor="_Toc225843491" w:history="1">
+          <w:hyperlink w:anchor="_Toc225843492" w:history="1">
             <w:r>
               <w:rPr>
                 <w:rStyle w:val="Hyperlink"/>
               </w:rPr>
-              <w:t>16</w:t>
-            </w:r>
-            <w:r>
-              <w:rPr>
-                <w:rFonts w:eastAsiaTheme="minorEastAsia"/>
-                <w:b w:val="0"/>
-                <w:sz w:val="24"/>
-                <w:szCs w:val="24"/>
-                <w:lang w:eastAsia="pt-BR"/>
-              </w:rPr>
-              <w:tab/>
+              <w:t>1</w:t>
             </w:r>
             <w:r>
               <w:rPr>
                 <w:rStyle w:val="Hyperlink"/>
               </w:rPr>
-              <w:t>GLOSS</w:t>
-            </w:r>
-            <w:r>
-              <w:rPr>
-                <w:rStyle w:val="Hyperlink"/>
-                <w:rFonts w:hint="eastAsia"/>
-              </w:rPr>
-              <w:t>Á</w:t>
-            </w:r>
-            <w:r>
-              <w:rPr>
-                <w:rStyle w:val="Hyperlink"/>
-              </w:rPr>
-              <w:t>RIO</w:t>
-            </w:r>
-            <w:r>
-              <w:rPr>
-                <w:webHidden/>
-              </w:rPr>
-              <w:tab/>
-            </w:r>
-            <w:r>
-              <w:rPr>
-                <w:webHidden/>
-              </w:rPr>
-              <w:fldChar w:fldCharType="begin"/>
-            </w:r>
-            <w:r>
-              <w:rPr>
-                <w:webHidden/>
-              </w:rPr>
-              <w:instrText xml:space="preserve"> PAGEREF _Toc225843491 \h </w:instrText>
-            </w:r>
-            <w:r>
-              <w:rPr>
-                <w:webHidden/>
-              </w:rPr>
-            </w:r>
-            <w:r>
-              <w:rPr>
-                <w:webHidden/>
-              </w:rPr>
-              <w:fldChar w:fldCharType="separate"/>
-            </w:r>
-            <w:r>
-              <w:rPr>
-                <w:webHidden/>
-              </w:rPr>
-              <w:t>12</w:t>
-            </w:r>
-            <w:r>
-              <w:rPr>
-                <w:webHidden/>
-              </w:rPr>
-              <w:fldChar w:fldCharType="end"/>
-            </w:r>
-          </w:hyperlink>
-        </w:p>
-        <w:p>
-          <w:pPr>
-            <w:pStyle w:val="Sumrio2"/>
-            <w:rPr>
-              <w:rFonts w:eastAsiaTheme="minorEastAsia"/>
-              <w:b w:val="0"/>
-              <w:sz w:val="24"/>
-              <w:szCs w:val="24"/>
-              <w:lang w:eastAsia="pt-BR"/>
-            </w:rPr>
-          </w:pPr>
-          <w:hyperlink w:anchor="_Toc225843492" w:history="1">
-            <w:r>
-              <w:rPr>
-                <w:rStyle w:val="Hyperlink"/>
-              </w:rPr>
-              <w:t>17</w:t>
+              <w:t>6</w:t>
             </w:r>
             <w:r>
               <w:rPr>
@@ -3127,7 +3043,7 @@
                   <v:path o:extrusionok="f" gradientshapeok="t" o:connecttype="rect"/>
                   <o:lock v:ext="edit" aspectratio="t"/>
                 </v:shapetype>
-                <v:shape id="_x0000_i1025" type="#_x0000_t75" style="width:24pt;height:24pt">
+                <v:shape id="_x0000_i1037" type="#_x0000_t75" style="width:23.4pt;height:23.4pt">
                   <v:imagedata croptop="-65520f" cropbottom="65520f"/>
                 </v:shape>
               </w:pict>
@@ -3427,24 +3343,14 @@
         </w:rPr>
         <w:t xml:space="preserve">pelo </w:t>
       </w:r>
-      <w:proofErr w:type="gramStart"/>
-      <w:r>
-        <w:rPr>
-          <w:rFonts w:ascii="Bosch Office Sans" w:hAnsi="Bosch Office Sans" w:cs="Arial"/>
-          <w:sz w:val="24"/>
-          <w:szCs w:val="24"/>
-        </w:rPr>
-        <w:t>instrutor</w:t>
-      </w:r>
-      <w:r>
-        <w:rPr>
-          <w:rFonts w:ascii="Bosch Office Sans" w:hAnsi="Bosch Office Sans" w:cs="Arial"/>
-          <w:sz w:val="24"/>
-          <w:szCs w:val="24"/>
-        </w:rPr>
-        <w:t>(</w:t>
-      </w:r>
-      <w:proofErr w:type="gramEnd"/>
+      <w:r>
+        <w:rPr>
+          <w:rFonts w:ascii="Bosch Office Sans" w:hAnsi="Bosch Office Sans" w:cs="Arial"/>
+          <w:sz w:val="24"/>
+          <w:szCs w:val="24"/>
+        </w:rPr>
+        <w:t>instrutor (</w:t>
+      </w:r>
       <w:r>
         <w:rPr>
           <w:rFonts w:ascii="Bosch Office Sans" w:hAnsi="Bosch Office Sans" w:cs="Arial"/>
@@ -3808,6 +3714,17 @@
     </w:p>
     <w:p>
       <w:pPr>
+        <w:spacing w:after="200" w:line="360" w:lineRule="auto"/>
+        <w:jc w:val="both"/>
+        <w:rPr>
+          <w:rFonts w:ascii="Bosch Office Sans" w:hAnsi="Bosch Office Sans" w:cs="Arial"/>
+          <w:sz w:val="24"/>
+          <w:szCs w:val="24"/>
+        </w:rPr>
+      </w:pPr>
+    </w:p>
+    <w:p>
+      <w:pPr>
         <w:pStyle w:val="TDoc"/>
         <w:rPr>
           <w:b/>
@@ -3825,6 +3742,7 @@
           <w:i/>
           <w:iCs/>
         </w:rPr>
+        <w:lastRenderedPageBreak/>
         <w:t>PRODUCT BACKLOG</w:t>
       </w:r>
       <w:bookmarkEnd w:id="10"/>
@@ -3892,7 +3810,6 @@
           <w:sz w:val="24"/>
           <w:szCs w:val="24"/>
         </w:rPr>
-        <w:lastRenderedPageBreak/>
         <w:t>Atores</w:t>
       </w:r>
     </w:p>
@@ -5591,6 +5508,7 @@
           <w:b/>
           <w:bCs w:val="0"/>
         </w:rPr>
+        <w:lastRenderedPageBreak/>
         <w:t>REQUISITOS NÃO FUNCIONAIS</w:t>
       </w:r>
       <w:bookmarkEnd w:id="12"/>
@@ -5636,7 +5554,6 @@
           <w:sz w:val="24"/>
           <w:szCs w:val="24"/>
         </w:rPr>
-        <w:lastRenderedPageBreak/>
         <w:t xml:space="preserve">RNF01 </w:t>
       </w:r>
       <w:r>
@@ -5717,6 +5634,14 @@
           <w:szCs w:val="24"/>
         </w:rPr>
         <w:t>.</w:t>
+      </w:r>
+      <w:r>
+        <w:rPr>
+          <w:rFonts w:ascii="Bosch Office Sans" w:hAnsi="Bosch Office Sans" w:cs="Arial"/>
+          <w:sz w:val="24"/>
+          <w:szCs w:val="24"/>
+        </w:rPr>
+        <w:t xml:space="preserve"> </w:t>
       </w:r>
     </w:p>
     <w:p>
@@ -6188,12 +6113,6 @@
     <w:p>
       <w:pPr>
         <w:pStyle w:val="PargrafodaLista"/>
-        <w:numPr>
-          <w:ilvl w:val="0"/>
-          <w:numId w:val="2"/>
-        </w:numPr>
-        <w:spacing w:after="200" w:line="360" w:lineRule="auto"/>
-        <w:jc w:val="both"/>
         <w:rPr>
           <w:rFonts w:ascii="Bosch Office Sans" w:eastAsiaTheme="minorEastAsia" w:hAnsi="Bosch Office Sans"/>
           <w:sz w:val="24"/>
@@ -7105,11 +7024,6 @@
     <w:p>
       <w:pPr>
         <w:pStyle w:val="TDoc"/>
-        <w:numPr>
-          <w:ilvl w:val="0"/>
-          <w:numId w:val="0"/>
-        </w:numPr>
-        <w:ind w:left="66"/>
         <w:rPr>
           <w:i/>
           <w:iCs/>
@@ -7924,6 +7838,7 @@
           <w:b/>
           <w:i/>
           <w:iCs/>
+          <w:noProof/>
         </w:rPr>
         <w:drawing>
           <wp:inline distT="0" distB="0" distL="0" distR="0" wp14:anchorId="0CF437E2" wp14:editId="677C926A">
@@ -7967,6 +7882,7 @@
           <w:rFonts w:ascii="Bosch Office Sans" w:hAnsi="Bosch Office Sans"/>
           <w:b/>
           <w:bCs/>
+          <w:noProof/>
           <w:sz w:val="24"/>
           <w:szCs w:val="24"/>
         </w:rPr>
@@ -8025,6 +7941,7 @@
       <w:r>
         <w:rPr>
           <w:b/>
+          <w:noProof/>
         </w:rPr>
         <w:lastRenderedPageBreak/>
         <w:drawing>
@@ -8072,6 +7989,7 @@
       <w:r>
         <w:rPr>
           <w:b/>
+          <w:noProof/>
         </w:rPr>
         <w:drawing>
           <wp:inline distT="0" distB="0" distL="0" distR="0" wp14:anchorId="126D42FE" wp14:editId="6CD5CCBC">
@@ -8130,55 +8048,39 @@
       <w:pPr>
         <w:jc w:val="center"/>
         <w:rPr>
-          <w:b/>
-        </w:rPr>
-      </w:pPr>
+          <w:rFonts w:ascii="Bosch Office Sans" w:hAnsi="Bosch Office Sans"/>
+          <w:b/>
+          <w:sz w:val="28"/>
+          <w:szCs w:val="28"/>
+        </w:rPr>
+      </w:pPr>
+      <w:r>
+        <w:rPr>
+          <w:rFonts w:ascii="Bosch Office Sans" w:hAnsi="Bosch Office Sans"/>
+          <w:b/>
+          <w:sz w:val="28"/>
+          <w:szCs w:val="28"/>
+        </w:rPr>
+        <w:t>Diagrama de Classes de Schemas</w:t>
+      </w:r>
     </w:p>
     <w:p>
       <w:pPr>
         <w:jc w:val="center"/>
         <w:rPr>
-          <w:rStyle w:val="Ttulo2Char"/>
-          <w:rFonts w:ascii="Bosch Office Sans" w:hAnsi="Bosch Office Sans"/>
-          <w:b/>
-          <w:bCs/>
-          <w:sz w:val="24"/>
-          <w:szCs w:val="24"/>
-        </w:rPr>
-      </w:pPr>
-      <w:r>
-        <w:rPr>
-          <w:b/>
-        </w:rPr>
-        <w:t>Diagrama de classe</w:t>
-      </w:r>
-      <w:bookmarkEnd w:id="30"/>
-      <w:bookmarkEnd w:id="31"/>
-    </w:p>
-    <w:p>
-      <w:pPr>
-        <w:ind w:left="992"/>
-        <w:jc w:val="center"/>
-        <w:rPr>
-          <w:rFonts w:ascii="Bosch Office Sans" w:eastAsia="Arial" w:hAnsi="Bosch Office Sans" w:cs="Arial"/>
-          <w:b/>
-          <w:bCs/>
-          <w:sz w:val="24"/>
-          <w:szCs w:val="24"/>
-        </w:rPr>
-      </w:pPr>
-      <w:r>
-        <w:rPr>
-          <w:rFonts w:ascii="Bosch Office Sans" w:hAnsi="Bosch Office Sans"/>
+          <w:b/>
+        </w:rPr>
+      </w:pPr>
+      <w:r>
+        <w:rPr>
+          <w:b/>
           <w:noProof/>
-          <w:sz w:val="24"/>
-          <w:szCs w:val="24"/>
         </w:rPr>
         <w:drawing>
-          <wp:inline distT="0" distB="0" distL="0" distR="0" wp14:anchorId="6042B7F2" wp14:editId="7A97AA22">
-            <wp:extent cx="3752850" cy="2399825"/>
-            <wp:effectExtent l="0" t="0" r="0" b="635"/>
-            <wp:docPr id="150" name="Imagem 150" descr="Diagrama de Classe de Projeto | Treinamento WAEI/MSE"/>
+          <wp:inline distT="0" distB="0" distL="0" distR="0" wp14:anchorId="11FF083C" wp14:editId="45BEAC4C">
+            <wp:extent cx="4727051" cy="3438525"/>
+            <wp:effectExtent l="0" t="0" r="0" b="0"/>
+            <wp:docPr id="604029720" name="Imagem 2"/>
             <wp:cNvGraphicFramePr>
               <a:graphicFrameLocks xmlns:a="http://schemas.openxmlformats.org/drawingml/2006/main" noChangeAspect="1"/>
             </wp:cNvGraphicFramePr>
@@ -8186,13 +8088,13 @@
               <a:graphicData uri="http://schemas.openxmlformats.org/drawingml/2006/picture">
                 <pic:pic xmlns:pic="http://schemas.openxmlformats.org/drawingml/2006/picture">
                   <pic:nvPicPr>
-                    <pic:cNvPr id="0" name="Picture 1" descr="Diagrama de Classe de Projeto | Treinamento WAEI/MSE"/>
+                    <pic:cNvPr id="0" name="Picture 9"/>
                     <pic:cNvPicPr>
                       <a:picLocks noChangeAspect="1" noChangeArrowheads="1"/>
                     </pic:cNvPicPr>
                   </pic:nvPicPr>
                   <pic:blipFill>
-                    <a:blip r:embed="rId16" cstate="print">
+                    <a:blip r:embed="rId16">
                       <a:extLst>
                         <a:ext uri="{28A0092B-C50C-407E-A947-70E740481C1C}">
                           <a14:useLocalDpi xmlns:a14="http://schemas.microsoft.com/office/drawing/2010/main" val="0"/>
@@ -8207,7 +8109,7 @@
                   <pic:spPr bwMode="auto">
                     <a:xfrm>
                       <a:off x="0" y="0"/>
-                      <a:ext cx="3758527" cy="2403455"/>
+                      <a:ext cx="4763561" cy="3465083"/>
                     </a:xfrm>
                     <a:prstGeom prst="rect">
                       <a:avLst/>
@@ -8248,88 +8150,81 @@
           <w:sz w:val="24"/>
           <w:szCs w:val="24"/>
         </w:rPr>
-        <w:t>Imagem 3 – Diagrama de Classes</w:t>
-      </w:r>
-    </w:p>
-    <w:p>
-      <w:pPr>
-        <w:pStyle w:val="TDoc"/>
-        <w:rPr>
-          <w:b/>
-          <w:bCs w:val="0"/>
-        </w:rPr>
-      </w:pPr>
-      <w:bookmarkStart w:id="32" w:name="_Toc190790931"/>
-      <w:bookmarkStart w:id="33" w:name="_Toc225843482"/>
-      <w:r>
-        <w:rPr>
-          <w:b/>
-          <w:bCs w:val="0"/>
-        </w:rPr>
-        <w:lastRenderedPageBreak/>
-        <w:t>Plano de testes</w:t>
-      </w:r>
-      <w:bookmarkEnd w:id="32"/>
-      <w:bookmarkEnd w:id="33"/>
-    </w:p>
-    <w:p>
-      <w:pPr>
-        <w:spacing w:line="360" w:lineRule="auto"/>
-        <w:jc w:val="both"/>
-        <w:rPr>
-          <w:rFonts w:ascii="Bosch Office Sans" w:hAnsi="Bosch Office Sans" w:cs="Arial"/>
-          <w:sz w:val="24"/>
-          <w:szCs w:val="24"/>
-        </w:rPr>
-      </w:pPr>
-      <w:r>
-        <w:rPr>
-          <w:rFonts w:ascii="Bosch Office Sans" w:hAnsi="Bosch Office Sans" w:cs="Arial"/>
-          <w:sz w:val="24"/>
-          <w:szCs w:val="24"/>
-        </w:rPr>
-        <w:t xml:space="preserve">O plano de teste é uma maneira de encontrar defeitos e </w:t>
-      </w:r>
-      <w:r>
-        <w:rPr>
-          <w:rFonts w:ascii="Bosch Office Sans" w:hAnsi="Bosch Office Sans" w:cs="Arial"/>
+        <w:t>Figura</w:t>
+      </w:r>
+      <w:r>
+        <w:rPr>
+          <w:rFonts w:ascii="Bosch Office Sans" w:eastAsia="Arial" w:hAnsi="Bosch Office Sans" w:cs="Arial"/>
+          <w:b/>
+          <w:bCs/>
           <w:i/>
           <w:iCs/>
           <w:sz w:val="24"/>
           <w:szCs w:val="24"/>
         </w:rPr>
-        <w:t>bugs</w:t>
-      </w:r>
-      <w:r>
-        <w:rPr>
-          <w:rFonts w:ascii="Bosch Office Sans" w:hAnsi="Bosch Office Sans" w:cs="Arial"/>
-          <w:sz w:val="24"/>
-          <w:szCs w:val="24"/>
-        </w:rPr>
-        <w:t xml:space="preserve"> no sistema para serem futuramente corrigidos. Mesmo que durante a programação sempre foram realizados alguns, ainda sim no plano são realizados testes finais passo a passo.</w:t>
-      </w:r>
-    </w:p>
+        <w:t xml:space="preserve"> </w:t>
+      </w:r>
+      <w:r>
+        <w:rPr>
+          <w:rFonts w:ascii="Bosch Office Sans" w:eastAsia="Arial" w:hAnsi="Bosch Office Sans" w:cs="Arial"/>
+          <w:b/>
+          <w:bCs/>
+          <w:i/>
+          <w:iCs/>
+          <w:sz w:val="24"/>
+          <w:szCs w:val="24"/>
+        </w:rPr>
+        <w:t>1</w:t>
+      </w:r>
+      <w:r>
+        <w:rPr>
+          <w:rFonts w:ascii="Bosch Office Sans" w:eastAsia="Arial" w:hAnsi="Bosch Office Sans" w:cs="Arial"/>
+          <w:b/>
+          <w:bCs/>
+          <w:i/>
+          <w:iCs/>
+          <w:sz w:val="24"/>
+          <w:szCs w:val="24"/>
+        </w:rPr>
+        <w:t xml:space="preserve"> – Diagrama de Classes</w:t>
+      </w:r>
+      <w:r>
+        <w:rPr>
+          <w:rFonts w:ascii="Bosch Office Sans" w:eastAsia="Arial" w:hAnsi="Bosch Office Sans" w:cs="Arial"/>
+          <w:b/>
+          <w:bCs/>
+          <w:i/>
+          <w:iCs/>
+          <w:sz w:val="24"/>
+          <w:szCs w:val="24"/>
+        </w:rPr>
+        <w:t xml:space="preserve"> (Schemas)</w:t>
+      </w:r>
+    </w:p>
+    <w:bookmarkEnd w:id="30"/>
+    <w:bookmarkEnd w:id="31"/>
     <w:p>
       <w:pPr>
         <w:jc w:val="center"/>
         <w:rPr>
-          <w:rFonts w:ascii="Bosch Office Sans" w:hAnsi="Bosch Office Sans"/>
-          <w:sz w:val="24"/>
-          <w:szCs w:val="24"/>
-        </w:rPr>
-      </w:pPr>
-      <w:r>
-        <w:rPr>
-          <w:rFonts w:ascii="Bosch Office Sans" w:hAnsi="Bosch Office Sans"/>
+          <w:rFonts w:ascii="Bosch Office Sans" w:eastAsiaTheme="majorEastAsia" w:hAnsi="Bosch Office Sans" w:cstheme="majorBidi"/>
+          <w:b/>
+          <w:bCs/>
+          <w:color w:val="2F5496" w:themeColor="accent1" w:themeShade="BF"/>
+          <w:sz w:val="24"/>
+          <w:szCs w:val="24"/>
+        </w:rPr>
+      </w:pPr>
+      <w:r>
+        <w:rPr>
           <w:noProof/>
-          <w:sz w:val="24"/>
-          <w:szCs w:val="24"/>
-        </w:rPr>
+        </w:rPr>
+        <w:lastRenderedPageBreak/>
         <w:drawing>
-          <wp:inline distT="0" distB="0" distL="0" distR="0" wp14:anchorId="2766D7C9" wp14:editId="2F70F032">
-            <wp:extent cx="5467350" cy="1183344"/>
-            <wp:effectExtent l="19050" t="19050" r="19050" b="17145"/>
-            <wp:docPr id="151" name="Imagem 151"/>
+          <wp:inline distT="0" distB="0" distL="0" distR="0" wp14:anchorId="32869782" wp14:editId="01DA070A">
+            <wp:extent cx="4612640" cy="3743325"/>
+            <wp:effectExtent l="0" t="0" r="0" b="0"/>
+            <wp:docPr id="1884393345" name="Imagem 1"/>
             <wp:cNvGraphicFramePr>
               <a:graphicFrameLocks xmlns:a="http://schemas.openxmlformats.org/drawingml/2006/main" noChangeAspect="1"/>
             </wp:cNvGraphicFramePr>
@@ -8337,53 +8232,36 @@
               <a:graphicData uri="http://schemas.openxmlformats.org/drawingml/2006/picture">
                 <pic:pic xmlns:pic="http://schemas.openxmlformats.org/drawingml/2006/picture">
                   <pic:nvPicPr>
-                    <pic:cNvPr id="1" name=""/>
-                    <pic:cNvPicPr/>
+                    <pic:cNvPr id="0" name="Picture 7"/>
+                    <pic:cNvPicPr>
+                      <a:picLocks noChangeAspect="1" noChangeArrowheads="1"/>
+                    </pic:cNvPicPr>
                   </pic:nvPicPr>
-                  <pic:blipFill rotWithShape="1">
-                    <a:blip r:embed="rId17"/>
-                    <a:srcRect t="1557" r="307"/>
-                    <a:stretch/>
+                  <pic:blipFill>
+                    <a:blip r:embed="rId17">
+                      <a:extLst>
+                        <a:ext uri="{28A0092B-C50C-407E-A947-70E740481C1C}">
+                          <a14:useLocalDpi xmlns:a14="http://schemas.microsoft.com/office/drawing/2010/main" val="0"/>
+                        </a:ext>
+                      </a:extLst>
+                    </a:blip>
+                    <a:srcRect/>
+                    <a:stretch>
+                      <a:fillRect/>
+                    </a:stretch>
                   </pic:blipFill>
                   <pic:spPr bwMode="auto">
                     <a:xfrm>
                       <a:off x="0" y="0"/>
-                      <a:ext cx="5474241" cy="1184835"/>
+                      <a:ext cx="4612640" cy="3743325"/>
                     </a:xfrm>
                     <a:prstGeom prst="rect">
                       <a:avLst/>
                     </a:prstGeom>
-                    <a:ln w="9525" cap="flat" cmpd="sng" algn="ctr">
-                      <a:solidFill>
-                        <a:srgbClr val="9BBB59">
-                          <a:lumMod val="50000"/>
-                        </a:srgbClr>
-                      </a:solidFill>
-                      <a:prstDash val="solid"/>
-                      <a:round/>
-                      <a:headEnd type="none" w="med" len="med"/>
-                      <a:tailEnd type="none" w="med" len="med"/>
-                      <a:extLst>
-                        <a:ext uri="{C807C97D-BFC1-408E-A445-0C87EB9F89A2}">
-                          <ask:lineSketchStyleProps xmlns:ask="http://schemas.microsoft.com/office/drawing/2018/sketchyshapes" sd="0">
-                            <a:custGeom>
-                              <a:avLst/>
-                              <a:gdLst/>
-                              <a:ahLst/>
-                              <a:cxnLst/>
-                              <a:rect l="0" t="0" r="0" b="0"/>
-                              <a:pathLst/>
-                            </a:custGeom>
-                            <ask:type/>
-                          </ask:lineSketchStyleProps>
-                        </a:ext>
-                      </a:extLst>
+                    <a:noFill/>
+                    <a:ln>
+                      <a:noFill/>
                     </a:ln>
-                    <a:extLst>
-                      <a:ext uri="{53640926-AAD7-44D8-BBD7-CCE9431645EC}">
-                        <a14:shadowObscured xmlns:a14="http://schemas.microsoft.com/office/drawing/2010/main"/>
-                      </a:ext>
-                    </a:extLst>
                   </pic:spPr>
                 </pic:pic>
               </a:graphicData>
@@ -8394,9 +8272,10 @@
     </w:p>
     <w:p>
       <w:pPr>
+        <w:spacing w:line="360" w:lineRule="auto"/>
         <w:jc w:val="center"/>
         <w:rPr>
-          <w:rFonts w:ascii="Bosch Office Sans" w:hAnsi="Bosch Office Sans" w:cs="Arial"/>
+          <w:rFonts w:ascii="Bosch Office Sans" w:eastAsia="Arial" w:hAnsi="Bosch Office Sans" w:cs="Arial"/>
           <w:b/>
           <w:bCs/>
           <w:i/>
@@ -8407,7 +8286,7 @@
       </w:pPr>
       <w:r>
         <w:rPr>
-          <w:rFonts w:ascii="Bosch Office Sans" w:hAnsi="Bosch Office Sans" w:cs="Arial"/>
+          <w:rFonts w:ascii="Bosch Office Sans" w:eastAsia="Arial" w:hAnsi="Bosch Office Sans" w:cs="Arial"/>
           <w:b/>
           <w:bCs/>
           <w:i/>
@@ -8415,6 +8294,170 @@
           <w:sz w:val="24"/>
           <w:szCs w:val="24"/>
         </w:rPr>
+        <w:t>Figura</w:t>
+      </w:r>
+      <w:r>
+        <w:rPr>
+          <w:rFonts w:ascii="Bosch Office Sans" w:eastAsia="Arial" w:hAnsi="Bosch Office Sans" w:cs="Arial"/>
+          <w:b/>
+          <w:bCs/>
+          <w:i/>
+          <w:iCs/>
+          <w:sz w:val="24"/>
+          <w:szCs w:val="24"/>
+        </w:rPr>
+        <w:t xml:space="preserve"> </w:t>
+      </w:r>
+      <w:r>
+        <w:rPr>
+          <w:rFonts w:ascii="Bosch Office Sans" w:eastAsia="Arial" w:hAnsi="Bosch Office Sans" w:cs="Arial"/>
+          <w:b/>
+          <w:bCs/>
+          <w:i/>
+          <w:iCs/>
+          <w:sz w:val="24"/>
+          <w:szCs w:val="24"/>
+        </w:rPr>
+        <w:t>1</w:t>
+      </w:r>
+      <w:r>
+        <w:rPr>
+          <w:rFonts w:ascii="Bosch Office Sans" w:eastAsia="Arial" w:hAnsi="Bosch Office Sans" w:cs="Arial"/>
+          <w:b/>
+          <w:bCs/>
+          <w:i/>
+          <w:iCs/>
+          <w:sz w:val="24"/>
+          <w:szCs w:val="24"/>
+        </w:rPr>
+        <w:t xml:space="preserve"> – Diagrama de Classes</w:t>
+      </w:r>
+      <w:r>
+        <w:rPr>
+          <w:rFonts w:ascii="Bosch Office Sans" w:eastAsia="Arial" w:hAnsi="Bosch Office Sans" w:cs="Arial"/>
+          <w:b/>
+          <w:bCs/>
+          <w:i/>
+          <w:iCs/>
+          <w:sz w:val="24"/>
+          <w:szCs w:val="24"/>
+        </w:rPr>
+        <w:t xml:space="preserve"> (Models)</w:t>
+      </w:r>
+    </w:p>
+    <w:p>
+      <w:pPr>
+        <w:pStyle w:val="TDoc"/>
+        <w:rPr>
+          <w:b/>
+          <w:bCs w:val="0"/>
+        </w:rPr>
+      </w:pPr>
+      <w:bookmarkStart w:id="32" w:name="_Toc190790931"/>
+      <w:bookmarkStart w:id="33" w:name="_Toc225843482"/>
+      <w:r>
+        <w:rPr>
+          <w:b/>
+          <w:bCs w:val="0"/>
+        </w:rPr>
+        <w:t>Plano de testes</w:t>
+      </w:r>
+      <w:bookmarkEnd w:id="32"/>
+      <w:bookmarkEnd w:id="33"/>
+    </w:p>
+    <w:p>
+      <w:pPr>
+        <w:rPr>
+          <w:rFonts w:ascii="Bosch Office Sans" w:hAnsi="Bosch Office Sans" w:cs="Arial"/>
+          <w:sz w:val="24"/>
+          <w:szCs w:val="24"/>
+        </w:rPr>
+      </w:pPr>
+      <w:r>
+        <w:rPr>
+          <w:rFonts w:ascii="Bosch Office Sans" w:hAnsi="Bosch Office Sans" w:cs="Arial"/>
+          <w:sz w:val="24"/>
+          <w:szCs w:val="24"/>
+        </w:rPr>
+        <w:t>O plano de testes a seguir consolida os principais casos de teste funcionais executados no sistema, demonstrando a validação de requisitos críticos como autenticação, CRUD, permissões de acesso e integração entre frontend e backend.</w:t>
+      </w:r>
+    </w:p>
+    <w:p>
+      <w:pPr>
+        <w:jc w:val="center"/>
+        <w:rPr>
+          <w:rFonts w:ascii="Bosch Office Sans" w:hAnsi="Bosch Office Sans"/>
+          <w:sz w:val="24"/>
+          <w:szCs w:val="24"/>
+        </w:rPr>
+      </w:pPr>
+      <w:r>
+        <w:rPr>
+          <w:rFonts w:ascii="Bosch Office Sans" w:hAnsi="Bosch Office Sans"/>
+          <w:noProof/>
+          <w:sz w:val="24"/>
+          <w:szCs w:val="24"/>
+        </w:rPr>
+        <w:drawing>
+          <wp:inline distT="0" distB="0" distL="0" distR="0" wp14:anchorId="2A2466A9" wp14:editId="6E889983">
+            <wp:extent cx="5972175" cy="3409918"/>
+            <wp:effectExtent l="0" t="0" r="0" b="0"/>
+            <wp:docPr id="898499444" name="Imagem 1"/>
+            <wp:cNvGraphicFramePr>
+              <a:graphicFrameLocks xmlns:a="http://schemas.openxmlformats.org/drawingml/2006/main" noChangeAspect="1"/>
+            </wp:cNvGraphicFramePr>
+            <a:graphic xmlns:a="http://schemas.openxmlformats.org/drawingml/2006/main">
+              <a:graphicData uri="http://schemas.openxmlformats.org/drawingml/2006/picture">
+                <pic:pic xmlns:pic="http://schemas.openxmlformats.org/drawingml/2006/picture">
+                  <pic:nvPicPr>
+                    <pic:cNvPr id="898499444" name=""/>
+                    <pic:cNvPicPr/>
+                  </pic:nvPicPr>
+                  <pic:blipFill>
+                    <a:blip r:embed="rId18"/>
+                    <a:stretch>
+                      <a:fillRect/>
+                    </a:stretch>
+                  </pic:blipFill>
+                  <pic:spPr>
+                    <a:xfrm>
+                      <a:off x="0" y="0"/>
+                      <a:ext cx="6104292" cy="3485352"/>
+                    </a:xfrm>
+                    <a:prstGeom prst="rect">
+                      <a:avLst/>
+                    </a:prstGeom>
+                  </pic:spPr>
+                </pic:pic>
+              </a:graphicData>
+            </a:graphic>
+          </wp:inline>
+        </w:drawing>
+      </w:r>
+    </w:p>
+    <w:p>
+      <w:pPr>
+        <w:jc w:val="center"/>
+        <w:rPr>
+          <w:rFonts w:ascii="Bosch Office Sans" w:hAnsi="Bosch Office Sans" w:cs="Arial"/>
+          <w:b/>
+          <w:bCs/>
+          <w:i/>
+          <w:iCs/>
+          <w:sz w:val="24"/>
+          <w:szCs w:val="24"/>
+        </w:rPr>
+      </w:pPr>
+      <w:r>
+        <w:rPr>
+          <w:rFonts w:ascii="Bosch Office Sans" w:hAnsi="Bosch Office Sans" w:cs="Arial"/>
+          <w:b/>
+          <w:bCs/>
+          <w:i/>
+          <w:iCs/>
+          <w:sz w:val="24"/>
+          <w:szCs w:val="24"/>
+        </w:rPr>
         <w:t>Tabela 7 –Tabela de plano de testes</w:t>
       </w:r>
     </w:p>
@@ -8454,22 +8497,81 @@
     <w:p>
       <w:pPr>
         <w:spacing w:line="360" w:lineRule="auto"/>
-        <w:jc w:val="both"/>
-        <w:rPr>
-          <w:rFonts w:ascii="Bosch Office Sans" w:hAnsi="Bosch Office Sans" w:cs="Arial"/>
-          <w:color w:val="0096E8"/>
-          <w:sz w:val="24"/>
-          <w:szCs w:val="24"/>
-        </w:rPr>
-      </w:pPr>
-      <w:r>
-        <w:rPr>
-          <w:rFonts w:ascii="Bosch Office Sans" w:hAnsi="Bosch Office Sans" w:cs="Arial"/>
-          <w:color w:val="0096E8"/>
-          <w:sz w:val="24"/>
-          <w:szCs w:val="24"/>
-        </w:rPr>
-        <w:t>*Inserir os resultados dos planos de teste.</w:t>
+        <w:rPr>
+          <w:rFonts w:ascii="Bosch Office Sans" w:hAnsi="Bosch Office Sans" w:cs="Arial"/>
+          <w:sz w:val="24"/>
+          <w:szCs w:val="24"/>
+        </w:rPr>
+      </w:pPr>
+      <w:r>
+        <w:rPr>
+          <w:rFonts w:ascii="Bosch Office Sans" w:hAnsi="Bosch Office Sans" w:cs="Arial"/>
+          <w:b/>
+          <w:bCs/>
+          <w:sz w:val="24"/>
+          <w:szCs w:val="24"/>
+        </w:rPr>
+        <w:t>Status geral:</w:t>
+      </w:r>
+      <w:r>
+        <w:rPr>
+          <w:rFonts w:ascii="Bosch Office Sans" w:hAnsi="Bosch Office Sans" w:cs="Arial"/>
+          <w:sz w:val="24"/>
+          <w:szCs w:val="24"/>
+        </w:rPr>
+        <w:t> Todos os seis casos de teste foram aprovados (✔️ OK).</w:t>
+      </w:r>
+      <w:r>
+        <w:rPr>
+          <w:rFonts w:ascii="Bosch Office Sans" w:hAnsi="Bosch Office Sans" w:cs="Arial"/>
+          <w:sz w:val="24"/>
+          <w:szCs w:val="24"/>
+        </w:rPr>
+        <w:br/>
+      </w:r>
+      <w:r>
+        <w:rPr>
+          <w:rFonts w:ascii="Bosch Office Sans" w:hAnsi="Bosch Office Sans" w:cs="Arial"/>
+          <w:b/>
+          <w:bCs/>
+          <w:sz w:val="24"/>
+          <w:szCs w:val="24"/>
+        </w:rPr>
+        <w:t>Data da execução:</w:t>
+      </w:r>
+      <w:r>
+        <w:rPr>
+          <w:rFonts w:ascii="Bosch Office Sans" w:hAnsi="Bosch Office Sans" w:cs="Arial"/>
+          <w:sz w:val="24"/>
+          <w:szCs w:val="24"/>
+        </w:rPr>
+        <w:t> 08/04/2026</w:t>
+      </w:r>
+      <w:r>
+        <w:rPr>
+          <w:rFonts w:ascii="Bosch Office Sans" w:hAnsi="Bosch Office Sans" w:cs="Arial"/>
+          <w:sz w:val="24"/>
+          <w:szCs w:val="24"/>
+        </w:rPr>
+        <w:br/>
+      </w:r>
+      <w:r>
+        <w:rPr>
+          <w:rFonts w:ascii="Bosch Office Sans" w:hAnsi="Bosch Office Sans" w:cs="Arial"/>
+          <w:b/>
+          <w:bCs/>
+          <w:sz w:val="24"/>
+          <w:szCs w:val="24"/>
+        </w:rPr>
+        <w:t>Executores:</w:t>
+      </w:r>
+      <w:r>
+        <w:rPr>
+          <w:rFonts w:ascii="Bosch Office Sans" w:hAnsi="Bosch Office Sans" w:cs="Arial"/>
+          <w:sz w:val="24"/>
+          <w:szCs w:val="24"/>
+        </w:rPr>
+        <w:t> Nicolas, Rafael</w:t>
       </w:r>
     </w:p>
     <w:p>
@@ -8590,7 +8692,6 @@
           <w:sz w:val="24"/>
           <w:szCs w:val="24"/>
         </w:rPr>
-        <w:lastRenderedPageBreak/>
         <w:drawing>
           <wp:inline distT="0" distB="0" distL="0" distR="0" wp14:anchorId="753DA2CF" wp14:editId="589BC70C">
             <wp:extent cx="2876951" cy="3610479"/>
@@ -8607,7 +8708,7 @@
                     <pic:cNvPicPr/>
                   </pic:nvPicPr>
                   <pic:blipFill>
-                    <a:blip r:embed="rId18"/>
+                    <a:blip r:embed="rId19"/>
                     <a:stretch>
                       <a:fillRect/>
                     </a:stretch>
@@ -8694,6 +8795,7 @@
           <w:b/>
           <w:bCs/>
         </w:rPr>
+        <w:lastRenderedPageBreak/>
         <w:t>Modelo lógico do banco de dados</w:t>
       </w:r>
       <w:bookmarkEnd w:id="40"/>
@@ -8758,63 +8860,6 @@
           <w:szCs w:val="24"/>
         </w:rPr>
       </w:pPr>
-      <w:r>
-        <w:rPr>
-          <w:rFonts w:ascii="Bosch Office Sans" w:hAnsi="Bosch Office Sans"/>
-          <w:noProof/>
-          <w:sz w:val="24"/>
-          <w:szCs w:val="24"/>
-        </w:rPr>
-        <w:lastRenderedPageBreak/>
-        <w:drawing>
-          <wp:inline distT="0" distB="0" distL="0" distR="0" wp14:anchorId="5631175B" wp14:editId="044B4EB5">
-            <wp:extent cx="6120130" cy="3338195"/>
-            <wp:effectExtent l="0" t="0" r="0" b="0"/>
-            <wp:docPr id="192690203" name="Imagem 2"/>
-            <wp:cNvGraphicFramePr>
-              <a:graphicFrameLocks xmlns:a="http://schemas.openxmlformats.org/drawingml/2006/main" noChangeAspect="1"/>
-            </wp:cNvGraphicFramePr>
-            <a:graphic xmlns:a="http://schemas.openxmlformats.org/drawingml/2006/main">
-              <a:graphicData uri="http://schemas.openxmlformats.org/drawingml/2006/picture">
-                <pic:pic xmlns:pic="http://schemas.openxmlformats.org/drawingml/2006/picture">
-                  <pic:nvPicPr>
-                    <pic:cNvPr id="0" name="Picture 7"/>
-                    <pic:cNvPicPr>
-                      <a:picLocks noChangeAspect="1" noChangeArrowheads="1"/>
-                    </pic:cNvPicPr>
-                  </pic:nvPicPr>
-                  <pic:blipFill>
-                    <a:blip r:embed="rId19">
-                      <a:extLst>
-                        <a:ext uri="{28A0092B-C50C-407E-A947-70E740481C1C}">
-                          <a14:useLocalDpi xmlns:a14="http://schemas.microsoft.com/office/drawing/2010/main" val="0"/>
-                        </a:ext>
-                      </a:extLst>
-                    </a:blip>
-                    <a:srcRect/>
-                    <a:stretch>
-                      <a:fillRect/>
-                    </a:stretch>
-                  </pic:blipFill>
-                  <pic:spPr bwMode="auto">
-                    <a:xfrm>
-                      <a:off x="0" y="0"/>
-                      <a:ext cx="6120130" cy="3338195"/>
-                    </a:xfrm>
-                    <a:prstGeom prst="rect">
-                      <a:avLst/>
-                    </a:prstGeom>
-                    <a:noFill/>
-                    <a:ln>
-                      <a:noFill/>
-                    </a:ln>
-                  </pic:spPr>
-                </pic:pic>
-              </a:graphicData>
-            </a:graphic>
-          </wp:inline>
-        </w:drawing>
-      </w:r>
       <w:r>
         <w:rPr>
           <w:rFonts w:ascii="Bosch Office Sans" w:hAnsi="Bosch Office Sans"/>
@@ -9051,7 +9096,6 @@
     </w:p>
     <w:p>
       <w:pPr>
-        <w:jc w:val="center"/>
         <w:rPr>
           <w:rFonts w:ascii="Bosch Office Sans" w:hAnsi="Bosch Office Sans" w:cs="Arial"/>
           <w:b/>
@@ -9076,112 +9120,6 @@
           <w:szCs w:val="24"/>
         </w:rPr>
       </w:pPr>
-    </w:p>
-    <w:p>
-      <w:pPr>
-        <w:jc w:val="center"/>
-        <w:rPr>
-          <w:rFonts w:ascii="Bosch Office Sans" w:hAnsi="Bosch Office Sans" w:cs="Arial"/>
-          <w:b/>
-          <w:bCs/>
-          <w:i/>
-          <w:iCs/>
-          <w:sz w:val="24"/>
-          <w:szCs w:val="24"/>
-        </w:rPr>
-      </w:pPr>
-    </w:p>
-    <w:p>
-      <w:pPr>
-        <w:jc w:val="center"/>
-        <w:rPr>
-          <w:rFonts w:ascii="Bosch Office Sans" w:hAnsi="Bosch Office Sans" w:cs="Arial"/>
-          <w:b/>
-          <w:bCs/>
-          <w:i/>
-          <w:iCs/>
-          <w:sz w:val="24"/>
-          <w:szCs w:val="24"/>
-        </w:rPr>
-      </w:pPr>
-    </w:p>
-    <w:p>
-      <w:pPr>
-        <w:jc w:val="center"/>
-        <w:rPr>
-          <w:rFonts w:ascii="Bosch Office Sans" w:hAnsi="Bosch Office Sans" w:cs="Arial"/>
-          <w:b/>
-          <w:bCs/>
-          <w:i/>
-          <w:iCs/>
-          <w:sz w:val="24"/>
-          <w:szCs w:val="24"/>
-        </w:rPr>
-      </w:pPr>
-    </w:p>
-    <w:p>
-      <w:pPr>
-        <w:jc w:val="center"/>
-        <w:rPr>
-          <w:rFonts w:ascii="Bosch Office Sans" w:hAnsi="Bosch Office Sans" w:cs="Arial"/>
-          <w:b/>
-          <w:bCs/>
-          <w:i/>
-          <w:iCs/>
-          <w:sz w:val="24"/>
-          <w:szCs w:val="24"/>
-        </w:rPr>
-      </w:pPr>
-      <w:r>
-        <w:rPr>
-          <w:rFonts w:ascii="Bosch Office Sans" w:hAnsi="Bosch Office Sans" w:cs="Arial"/>
-          <w:b/>
-          <w:bCs/>
-          <w:i/>
-          <w:iCs/>
-          <w:sz w:val="24"/>
-          <w:szCs w:val="24"/>
-        </w:rPr>
-        <w:lastRenderedPageBreak/>
-        <w:t>Tabela 7 –</w:t>
-      </w:r>
-      <w:r>
-        <w:rPr>
-          <w:rFonts w:ascii="Bosch Office Sans" w:hAnsi="Bosch Office Sans" w:cs="Arial"/>
-          <w:b/>
-          <w:bCs/>
-          <w:i/>
-          <w:iCs/>
-          <w:sz w:val="24"/>
-          <w:szCs w:val="24"/>
-        </w:rPr>
-        <w:t xml:space="preserve"> </w:t>
-      </w:r>
-      <w:r>
-        <w:rPr>
-          <w:rFonts w:ascii="Bosch Office Sans" w:hAnsi="Bosch Office Sans" w:cs="Arial"/>
-          <w:b/>
-          <w:bCs/>
-          <w:i/>
-          <w:iCs/>
-          <w:sz w:val="24"/>
-          <w:szCs w:val="24"/>
-        </w:rPr>
-        <w:t>Dicionário de dados</w:t>
-      </w:r>
-    </w:p>
-    <w:p>
-      <w:pPr>
-        <w:jc w:val="center"/>
-        <w:rPr>
-          <w:rFonts w:ascii="Bosch Office Sans" w:hAnsi="Bosch Office Sans" w:cs="Arial"/>
-          <w:b/>
-          <w:bCs/>
-          <w:i/>
-          <w:sz w:val="24"/>
-          <w:szCs w:val="24"/>
-        </w:rPr>
-      </w:pPr>
       <w:r>
         <w:rPr>
           <w:rFonts w:ascii="Bosch Office Sans" w:hAnsi="Bosch Office Sans"/>
@@ -9190,7 +9128,7 @@
           <w:szCs w:val="24"/>
         </w:rPr>
         <w:drawing>
-          <wp:inline distT="0" distB="0" distL="0" distR="0" wp14:anchorId="1BFFBB40" wp14:editId="36F5D5D8">
+          <wp:inline distT="0" distB="0" distL="0" distR="0" wp14:anchorId="1AA8F4A1" wp14:editId="2EAA7C4A">
             <wp:extent cx="6120130" cy="1170305"/>
             <wp:effectExtent l="0" t="0" r="0" b="0"/>
             <wp:docPr id="1048440440" name="Imagem 1"/>
@@ -9228,6 +9166,56 @@
     </w:p>
     <w:p>
       <w:pPr>
+        <w:jc w:val="center"/>
+        <w:rPr>
+          <w:rFonts w:ascii="Bosch Office Sans" w:hAnsi="Bosch Office Sans" w:cs="Arial"/>
+          <w:b/>
+          <w:bCs/>
+          <w:i/>
+          <w:iCs/>
+          <w:sz w:val="24"/>
+          <w:szCs w:val="24"/>
+        </w:rPr>
+      </w:pPr>
+      <w:r>
+        <w:rPr>
+          <w:rFonts w:ascii="Bosch Office Sans" w:hAnsi="Bosch Office Sans" w:cs="Arial"/>
+          <w:b/>
+          <w:bCs/>
+          <w:i/>
+          <w:iCs/>
+          <w:sz w:val="24"/>
+          <w:szCs w:val="24"/>
+        </w:rPr>
+        <w:t>Tabela 7 –</w:t>
+      </w:r>
+      <w:r>
+        <w:rPr>
+          <w:rFonts w:ascii="Bosch Office Sans" w:hAnsi="Bosch Office Sans" w:cs="Arial"/>
+          <w:b/>
+          <w:bCs/>
+          <w:i/>
+          <w:iCs/>
+          <w:sz w:val="24"/>
+          <w:szCs w:val="24"/>
+        </w:rPr>
+        <w:t xml:space="preserve"> </w:t>
+      </w:r>
+      <w:r>
+        <w:rPr>
+          <w:rFonts w:ascii="Bosch Office Sans" w:hAnsi="Bosch Office Sans" w:cs="Arial"/>
+          <w:b/>
+          <w:bCs/>
+          <w:i/>
+          <w:iCs/>
+          <w:sz w:val="24"/>
+          <w:szCs w:val="24"/>
+        </w:rPr>
+        <w:t>Dicionário de dados</w:t>
+      </w:r>
+    </w:p>
+    <w:p>
+      <w:pPr>
         <w:rPr>
           <w:rFonts w:ascii="Bosch Office Sans" w:eastAsia="Arial" w:hAnsi="Bosch Office Sans" w:cs="Arial"/>
           <w:color w:val="0096E8"/>
@@ -9304,9 +9292,227 @@
       </w:r>
       <w:bookmarkEnd w:id="46"/>
       <w:bookmarkEnd w:id="47"/>
-      <w:r>
-        <w:rPr>
-          <w:rFonts w:ascii="Bosch Office Sans" w:hAnsi="Bosch Office Sans"/>
+    </w:p>
+    <w:p>
+      <w:pPr>
+        <w:spacing w:after="200" w:line="360" w:lineRule="auto"/>
+        <w:rPr>
+          <w:rFonts w:ascii="Bosch Office Sans" w:hAnsi="Bosch Office Sans" w:cs="Arial"/>
+          <w:sz w:val="24"/>
+          <w:szCs w:val="24"/>
+        </w:rPr>
+      </w:pPr>
+      <w:r>
+        <w:rPr>
+          <w:rFonts w:ascii="Bosch Office Sans" w:eastAsia="Times New Roman" w:hAnsi="Bosch Office Sans"/>
+          <w:sz w:val="24"/>
+          <w:szCs w:val="24"/>
+        </w:rPr>
+        <w:t>O presente trabalho teve como objetivo desenvolver o sistema </w:t>
+      </w:r>
+      <w:r>
+        <w:rPr>
+          <w:rFonts w:ascii="Bosch Office Sans" w:eastAsia="Times New Roman" w:hAnsi="Bosch Office Sans"/>
+          <w:b/>
+          <w:sz w:val="24"/>
+          <w:szCs w:val="24"/>
+        </w:rPr>
+        <w:t>ATLAS,</w:t>
+      </w:r>
+      <w:r>
+        <w:rPr>
+          <w:rFonts w:ascii="Bosch Office Sans" w:eastAsia="Times New Roman" w:hAnsi="Bosch Office Sans"/>
+          <w:sz w:val="24"/>
+          <w:szCs w:val="24"/>
+        </w:rPr>
+        <w:t xml:space="preserve"> voltado para </w:t>
+      </w:r>
+      <w:r>
+        <w:rPr>
+          <w:rFonts w:ascii="Bosch Office Sans" w:hAnsi="Bosch Office Sans" w:cs="Arial"/>
+          <w:sz w:val="24"/>
+          <w:szCs w:val="24"/>
+        </w:rPr>
+        <w:t>gerar relatório dos softwares instalados na máquina, mostrando conformidades e não conformidades</w:t>
+      </w:r>
+      <w:r>
+        <w:rPr>
+          <w:rFonts w:ascii="Bosch Office Sans" w:hAnsi="Bosch Office Sans" w:cs="Arial"/>
+          <w:sz w:val="24"/>
+          <w:szCs w:val="24"/>
+        </w:rPr>
+        <w:t>.</w:t>
+      </w:r>
+      <w:r>
+        <w:rPr>
+          <w:rFonts w:ascii="Bosch Office Sans" w:hAnsi="Bosch Office Sans" w:cs="Arial"/>
+          <w:sz w:val="24"/>
+          <w:szCs w:val="24"/>
+        </w:rPr>
+        <w:br/>
+      </w:r>
+      <w:r>
+        <w:rPr>
+          <w:rFonts w:ascii="Bosch Office Sans" w:eastAsia="Times New Roman" w:hAnsi="Bosch Office Sans"/>
+          <w:sz w:val="24"/>
+          <w:szCs w:val="24"/>
+        </w:rPr>
+        <w:t xml:space="preserve">Durante o processo, foram implementadas funcionalidades como </w:t>
+      </w:r>
+      <w:r>
+        <w:rPr>
+          <w:rFonts w:ascii="Bosch Office Sans" w:eastAsia="Times New Roman" w:hAnsi="Bosch Office Sans"/>
+          <w:sz w:val="24"/>
+          <w:szCs w:val="24"/>
+        </w:rPr>
+        <w:t>varredura de softwares, CRUD de softwares para instrutores, além de interfaces</w:t>
+      </w:r>
+      <w:r>
+        <w:rPr>
+          <w:rFonts w:ascii="Bosch Office Sans" w:eastAsia="Times New Roman" w:hAnsi="Bosch Office Sans"/>
+          <w:sz w:val="24"/>
+          <w:szCs w:val="24"/>
+        </w:rPr>
+        <w:t xml:space="preserve"> Web e Desktop</w:t>
+      </w:r>
+      <w:r>
+        <w:rPr>
+          <w:rFonts w:ascii="Bosch Office Sans" w:eastAsia="Times New Roman" w:hAnsi="Bosch Office Sans"/>
+          <w:sz w:val="24"/>
+          <w:szCs w:val="24"/>
+        </w:rPr>
+        <w:t>, que atenderam aos requisitos levantados na fase de análise.</w:t>
+      </w:r>
+      <w:r>
+        <w:rPr>
+          <w:rFonts w:ascii="Bosch Office Sans" w:eastAsia="Times New Roman" w:hAnsi="Bosch Office Sans"/>
+          <w:sz w:val="24"/>
+          <w:szCs w:val="24"/>
+        </w:rPr>
+        <w:t xml:space="preserve"> </w:t>
+      </w:r>
+      <w:r>
+        <w:rPr>
+          <w:rFonts w:ascii="Bosch Office Sans" w:eastAsia="Times New Roman" w:hAnsi="Bosch Office Sans"/>
+          <w:sz w:val="24"/>
+          <w:szCs w:val="24"/>
+        </w:rPr>
+        <w:t xml:space="preserve">Os testes realizados demonstraram que o sistema é capaz </w:t>
+      </w:r>
+      <w:r>
+        <w:rPr>
+          <w:rFonts w:ascii="Bosch Office Sans" w:eastAsia="Times New Roman" w:hAnsi="Bosch Office Sans"/>
+          <w:sz w:val="24"/>
+          <w:szCs w:val="24"/>
+        </w:rPr>
+        <w:t xml:space="preserve">de </w:t>
+      </w:r>
+      <w:r>
+        <w:rPr>
+          <w:rFonts w:ascii="Bosch Office Sans" w:hAnsi="Bosch Office Sans" w:cs="Arial"/>
+          <w:sz w:val="24"/>
+          <w:szCs w:val="24"/>
+        </w:rPr>
+        <w:t>otimizar o 5S eletrônico, contribuindo para um ambiente de trabalho mais organizado.</w:t>
+      </w:r>
+      <w:r>
+        <w:rPr>
+          <w:rFonts w:ascii="Bosch Office Sans" w:eastAsia="Times New Roman" w:hAnsi="Bosch Office Sans"/>
+          <w:sz w:val="24"/>
+          <w:szCs w:val="24"/>
+        </w:rPr>
+        <w:t xml:space="preserve"> </w:t>
+      </w:r>
+      <w:r>
+        <w:rPr>
+          <w:rFonts w:ascii="Bosch Office Sans" w:eastAsia="Times New Roman" w:hAnsi="Bosch Office Sans"/>
+          <w:sz w:val="24"/>
+          <w:szCs w:val="24"/>
+        </w:rPr>
+        <w:t xml:space="preserve">Apesar dos resultados positivos, identificaram-se oportunidades de melhoria, como </w:t>
+      </w:r>
+      <w:r>
+        <w:rPr>
+          <w:rFonts w:ascii="Bosch Office Sans" w:eastAsia="Times New Roman" w:hAnsi="Bosch Office Sans"/>
+          <w:sz w:val="24"/>
+          <w:szCs w:val="24"/>
+        </w:rPr>
+        <w:t>u</w:t>
+      </w:r>
+      <w:r>
+        <w:rPr>
+          <w:rFonts w:ascii="Bosch Office Sans" w:eastAsia="Times New Roman" w:hAnsi="Bosch Office Sans"/>
+          <w:sz w:val="24"/>
+          <w:szCs w:val="24"/>
+        </w:rPr>
+        <w:t>m Dashboard interativo para gerenciamento de instalações para instrutores</w:t>
+      </w:r>
+      <w:r>
+        <w:rPr>
+          <w:rFonts w:ascii="Bosch Office Sans" w:eastAsia="Times New Roman" w:hAnsi="Bosch Office Sans"/>
+          <w:sz w:val="24"/>
+          <w:szCs w:val="24"/>
+        </w:rPr>
+        <w:t>,</w:t>
+      </w:r>
+      <w:r>
+        <w:rPr>
+          <w:rFonts w:ascii="Bosch Office Sans" w:eastAsia="Times New Roman" w:hAnsi="Bosch Office Sans"/>
+          <w:sz w:val="24"/>
+          <w:szCs w:val="24"/>
+        </w:rPr>
+        <w:t xml:space="preserve"> </w:t>
+      </w:r>
+      <w:r>
+        <w:rPr>
+          <w:rFonts w:ascii="Bosch Office Sans" w:eastAsia="Times New Roman" w:hAnsi="Bosch Office Sans"/>
+          <w:sz w:val="24"/>
+          <w:szCs w:val="24"/>
+        </w:rPr>
+        <w:t>que poder</w:t>
+      </w:r>
+      <w:r>
+        <w:rPr>
+          <w:rFonts w:ascii="Bosch Office Sans" w:eastAsia="Times New Roman" w:hAnsi="Bosch Office Sans"/>
+          <w:sz w:val="24"/>
+          <w:szCs w:val="24"/>
+        </w:rPr>
+        <w:t>á</w:t>
+      </w:r>
+      <w:r>
+        <w:rPr>
+          <w:rFonts w:ascii="Bosch Office Sans" w:eastAsia="Times New Roman" w:hAnsi="Bosch Office Sans"/>
+          <w:sz w:val="24"/>
+          <w:szCs w:val="24"/>
+        </w:rPr>
+        <w:t xml:space="preserve"> </w:t>
+      </w:r>
+      <w:r>
+        <w:rPr>
+          <w:rFonts w:ascii="Bosch Office Sans" w:eastAsia="Times New Roman" w:hAnsi="Bosch Office Sans"/>
+          <w:sz w:val="24"/>
+          <w:szCs w:val="24"/>
+        </w:rPr>
+        <w:t>ser incorporada em versões futuras para ampliar a eficiência e a usabilidade da solução.</w:t>
+      </w:r>
+    </w:p>
+    <w:p>
+      <w:pPr>
+        <w:spacing w:after="200" w:line="360" w:lineRule="auto"/>
+        <w:ind w:firstLine="357"/>
+        <w:jc w:val="both"/>
+        <w:rPr>
+          <w:rFonts w:ascii="Calibri" w:hAnsi="Calibri" w:cs="Arial"/>
+          <w:sz w:val="24"/>
+          <w:szCs w:val="24"/>
+        </w:rPr>
+      </w:pPr>
+      <w:r>
+        <w:rPr>
+          <w:rFonts w:ascii="Calibri" w:eastAsia="Times New Roman" w:hAnsi="Calibri" w:cstheme="minorHAnsi"/>
+          <w:color w:val="000000" w:themeColor="text1"/>
+          <w:sz w:val="24"/>
+          <w:szCs w:val="24"/>
         </w:rPr>
         <w:br w:type="page"/>
       </w:r>
@@ -9319,97 +9525,21 @@
           <w:bCs w:val="0"/>
         </w:rPr>
       </w:pPr>
-      <w:bookmarkStart w:id="48" w:name="_Toc190790939"/>
-      <w:bookmarkStart w:id="49" w:name="_Toc225843490"/>
+      <w:bookmarkStart w:id="48" w:name="_Toc190790941"/>
+      <w:bookmarkStart w:id="49" w:name="_Toc225843492"/>
       <w:r>
         <w:rPr>
           <w:b/>
           <w:bCs w:val="0"/>
         </w:rPr>
         <w:lastRenderedPageBreak/>
-        <w:t>REFERÊNCIAS</w:t>
+        <w:t>ANEXOS</w:t>
       </w:r>
       <w:bookmarkEnd w:id="48"/>
       <w:bookmarkEnd w:id="49"/>
     </w:p>
     <w:p>
       <w:pPr>
-        <w:rPr>
-          <w:rFonts w:ascii="Bosch Office Sans" w:eastAsia="Times New Roman" w:hAnsi="Bosch Office Sans" w:cs="Times New Roman"/>
-          <w:color w:val="0096E8"/>
-          <w:sz w:val="24"/>
-          <w:szCs w:val="24"/>
-        </w:rPr>
-      </w:pPr>
-      <w:r>
-        <w:rPr>
-          <w:rFonts w:ascii="Bosch Office Sans" w:eastAsia="Times New Roman" w:hAnsi="Bosch Office Sans" w:cs="Times New Roman"/>
-          <w:color w:val="0096E8"/>
-          <w:sz w:val="24"/>
-          <w:szCs w:val="24"/>
-        </w:rPr>
-        <w:t>*Inserir link em formato ABNT.</w:t>
-      </w:r>
-      <w:r>
-        <w:rPr>
-          <w:rFonts w:ascii="Bosch Office Sans" w:eastAsia="Times New Roman" w:hAnsi="Bosch Office Sans" w:cs="Times New Roman"/>
-          <w:color w:val="000000" w:themeColor="text1"/>
-          <w:sz w:val="24"/>
-          <w:szCs w:val="24"/>
-        </w:rPr>
-        <w:br w:type="page"/>
-      </w:r>
-    </w:p>
-    <w:p>
-      <w:pPr>
-        <w:pStyle w:val="TDoc"/>
-        <w:rPr>
-          <w:b/>
-          <w:bCs w:val="0"/>
-        </w:rPr>
-      </w:pPr>
-      <w:bookmarkStart w:id="50" w:name="_Toc190790940"/>
-      <w:bookmarkStart w:id="51" w:name="_Toc225843491"/>
-      <w:r>
-        <w:rPr>
-          <w:b/>
-          <w:bCs w:val="0"/>
-        </w:rPr>
-        <w:lastRenderedPageBreak/>
-        <w:t>GLOSSÁRIO</w:t>
-      </w:r>
-      <w:bookmarkEnd w:id="50"/>
-      <w:bookmarkEnd w:id="51"/>
-      <w:r>
-        <w:rPr>
-          <w:rFonts w:ascii="Bosch Office Sans" w:hAnsi="Bosch Office Sans"/>
-        </w:rPr>
-        <w:br w:type="page"/>
-      </w:r>
-    </w:p>
-    <w:p>
-      <w:pPr>
-        <w:pStyle w:val="TDoc"/>
-        <w:rPr>
-          <w:b/>
-          <w:bCs w:val="0"/>
-        </w:rPr>
-      </w:pPr>
-      <w:bookmarkStart w:id="52" w:name="_Toc190790941"/>
-      <w:bookmarkStart w:id="53" w:name="_Toc225843492"/>
-      <w:r>
-        <w:rPr>
-          <w:b/>
-          <w:bCs w:val="0"/>
-        </w:rPr>
-        <w:lastRenderedPageBreak/>
-        <w:t>ANEXOS</w:t>
-      </w:r>
-      <w:bookmarkEnd w:id="52"/>
-      <w:bookmarkEnd w:id="53"/>
-    </w:p>
-    <w:p>
-      <w:pPr>
         <w:jc w:val="center"/>
         <w:rPr>
           <w:rFonts w:ascii="Bosch Office Sans" w:hAnsi="Bosch Office Sans"/>
@@ -9425,10 +9555,10 @@
           <w:szCs w:val="24"/>
         </w:rPr>
         <w:drawing>
-          <wp:inline distT="0" distB="0" distL="0" distR="0" wp14:anchorId="3B41F3CB" wp14:editId="6C3277AE">
-            <wp:extent cx="4237990" cy="3200400"/>
+          <wp:inline distT="0" distB="0" distL="0" distR="0" wp14:anchorId="6BDC6AD0" wp14:editId="01FA9A10">
+            <wp:extent cx="3048425" cy="1943371"/>
             <wp:effectExtent l="0" t="0" r="0" b="0"/>
-            <wp:docPr id="157" name="Imagem 157" descr="Website Wireframes - What are Wireframes, Mockups, and Prototypes"/>
+            <wp:docPr id="789572490" name="Imagem 1"/>
             <wp:cNvGraphicFramePr>
               <a:graphicFrameLocks xmlns:a="http://schemas.openxmlformats.org/drawingml/2006/main" noChangeAspect="1"/>
             </wp:cNvGraphicFramePr>
@@ -9436,36 +9566,23 @@
               <a:graphicData uri="http://schemas.openxmlformats.org/drawingml/2006/picture">
                 <pic:pic xmlns:pic="http://schemas.openxmlformats.org/drawingml/2006/picture">
                   <pic:nvPicPr>
-                    <pic:cNvPr id="0" name="Picture 5" descr="Website Wireframes - What are Wireframes, Mockups, and Prototypes"/>
-                    <pic:cNvPicPr>
-                      <a:picLocks noChangeAspect="1" noChangeArrowheads="1"/>
-                    </pic:cNvPicPr>
+                    <pic:cNvPr id="789572490" name=""/>
+                    <pic:cNvPicPr/>
                   </pic:nvPicPr>
                   <pic:blipFill>
-                    <a:blip r:embed="rId22">
-                      <a:extLst>
-                        <a:ext uri="{28A0092B-C50C-407E-A947-70E740481C1C}">
-                          <a14:useLocalDpi xmlns:a14="http://schemas.microsoft.com/office/drawing/2010/main" val="0"/>
-                        </a:ext>
-                      </a:extLst>
-                    </a:blip>
-                    <a:srcRect/>
+                    <a:blip r:embed="rId22"/>
                     <a:stretch>
                       <a:fillRect/>
                     </a:stretch>
                   </pic:blipFill>
-                  <pic:spPr bwMode="auto">
+                  <pic:spPr>
                     <a:xfrm>
                       <a:off x="0" y="0"/>
-                      <a:ext cx="4237990" cy="3200400"/>
+                      <a:ext cx="3048425" cy="1943371"/>
                     </a:xfrm>
                     <a:prstGeom prst="rect">
                       <a:avLst/>
                     </a:prstGeom>
-                    <a:noFill/>
-                    <a:ln>
-                      <a:noFill/>
-                    </a:ln>
                   </pic:spPr>
                 </pic:pic>
               </a:graphicData>
@@ -9539,10 +9656,10 @@
           <w:szCs w:val="24"/>
         </w:rPr>
         <w:drawing>
-          <wp:inline distT="0" distB="0" distL="0" distR="0" wp14:anchorId="67262C3E" wp14:editId="3E7C453A">
-            <wp:extent cx="4237990" cy="3200400"/>
+          <wp:inline distT="0" distB="0" distL="0" distR="0" wp14:anchorId="459C2697" wp14:editId="292B1DE2">
+            <wp:extent cx="6120130" cy="1417955"/>
             <wp:effectExtent l="0" t="0" r="0" b="0"/>
-            <wp:docPr id="158" name="Imagem 158" descr="Website Wireframes - What are Wireframes, Mockups, and Prototypes"/>
+            <wp:docPr id="916249545" name="Imagem 1"/>
             <wp:cNvGraphicFramePr>
               <a:graphicFrameLocks xmlns:a="http://schemas.openxmlformats.org/drawingml/2006/main" noChangeAspect="1"/>
             </wp:cNvGraphicFramePr>
@@ -9550,36 +9667,23 @@
               <a:graphicData uri="http://schemas.openxmlformats.org/drawingml/2006/picture">
                 <pic:pic xmlns:pic="http://schemas.openxmlformats.org/drawingml/2006/picture">
                   <pic:nvPicPr>
-                    <pic:cNvPr id="0" name="Picture 5" descr="Website Wireframes - What are Wireframes, Mockups, and Prototypes"/>
-                    <pic:cNvPicPr>
-                      <a:picLocks noChangeAspect="1" noChangeArrowheads="1"/>
-                    </pic:cNvPicPr>
+                    <pic:cNvPr id="916249545" name=""/>
+                    <pic:cNvPicPr/>
                   </pic:nvPicPr>
                   <pic:blipFill>
-                    <a:blip r:embed="rId22">
-                      <a:extLst>
-                        <a:ext uri="{28A0092B-C50C-407E-A947-70E740481C1C}">
-                          <a14:useLocalDpi xmlns:a14="http://schemas.microsoft.com/office/drawing/2010/main" val="0"/>
-                        </a:ext>
-                      </a:extLst>
-                    </a:blip>
-                    <a:srcRect/>
+                    <a:blip r:embed="rId23"/>
                     <a:stretch>
                       <a:fillRect/>
                     </a:stretch>
                   </pic:blipFill>
-                  <pic:spPr bwMode="auto">
+                  <pic:spPr>
                     <a:xfrm>
                       <a:off x="0" y="0"/>
-                      <a:ext cx="4237990" cy="3200400"/>
+                      <a:ext cx="6120130" cy="1417955"/>
                     </a:xfrm>
                     <a:prstGeom prst="rect">
                       <a:avLst/>
                     </a:prstGeom>
-                    <a:noFill/>
-                    <a:ln>
-                      <a:noFill/>
-                    </a:ln>
                   </pic:spPr>
                 </pic:pic>
               </a:graphicData>
@@ -9652,12 +9756,11 @@
           <w:sz w:val="24"/>
           <w:szCs w:val="24"/>
         </w:rPr>
-        <w:lastRenderedPageBreak/>
         <w:drawing>
-          <wp:inline distT="0" distB="0" distL="0" distR="0" wp14:anchorId="4078A1D4" wp14:editId="6EE52119">
-            <wp:extent cx="4237990" cy="3200400"/>
+          <wp:inline distT="0" distB="0" distL="0" distR="0" wp14:anchorId="2165D700" wp14:editId="3F501BE2">
+            <wp:extent cx="6120130" cy="3558540"/>
             <wp:effectExtent l="0" t="0" r="0" b="0"/>
-            <wp:docPr id="159" name="Imagem 159" descr="Website Wireframes - What are Wireframes, Mockups, and Prototypes"/>
+            <wp:docPr id="1323518793" name="Imagem 1"/>
             <wp:cNvGraphicFramePr>
               <a:graphicFrameLocks xmlns:a="http://schemas.openxmlformats.org/drawingml/2006/main" noChangeAspect="1"/>
             </wp:cNvGraphicFramePr>
@@ -9665,36 +9768,23 @@
               <a:graphicData uri="http://schemas.openxmlformats.org/drawingml/2006/picture">
                 <pic:pic xmlns:pic="http://schemas.openxmlformats.org/drawingml/2006/picture">
                   <pic:nvPicPr>
-                    <pic:cNvPr id="0" name="Picture 5" descr="Website Wireframes - What are Wireframes, Mockups, and Prototypes"/>
-                    <pic:cNvPicPr>
-                      <a:picLocks noChangeAspect="1" noChangeArrowheads="1"/>
-                    </pic:cNvPicPr>
+                    <pic:cNvPr id="1323518793" name=""/>
+                    <pic:cNvPicPr/>
                   </pic:nvPicPr>
                   <pic:blipFill>
-                    <a:blip r:embed="rId22">
-                      <a:extLst>
-                        <a:ext uri="{28A0092B-C50C-407E-A947-70E740481C1C}">
-                          <a14:useLocalDpi xmlns:a14="http://schemas.microsoft.com/office/drawing/2010/main" val="0"/>
-                        </a:ext>
-                      </a:extLst>
-                    </a:blip>
-                    <a:srcRect/>
+                    <a:blip r:embed="rId24"/>
                     <a:stretch>
                       <a:fillRect/>
                     </a:stretch>
                   </pic:blipFill>
-                  <pic:spPr bwMode="auto">
+                  <pic:spPr>
                     <a:xfrm>
                       <a:off x="0" y="0"/>
-                      <a:ext cx="4237990" cy="3200400"/>
+                      <a:ext cx="6120130" cy="3558540"/>
                     </a:xfrm>
                     <a:prstGeom prst="rect">
                       <a:avLst/>
                     </a:prstGeom>
-                    <a:noFill/>
-                    <a:ln>
-                      <a:noFill/>
-                    </a:ln>
                   </pic:spPr>
                 </pic:pic>
               </a:graphicData>
@@ -9761,6 +9851,55 @@
         </w:rPr>
         <w:t>Repositório:</w:t>
       </w:r>
+      <w:r>
+        <w:rPr>
+          <w:rFonts w:ascii="Bosch Office Sans" w:hAnsi="Bosch Office Sans" w:cs="Arial"/>
+          <w:b/>
+          <w:bCs/>
+          <w:sz w:val="24"/>
+          <w:szCs w:val="24"/>
+        </w:rPr>
+        <w:t xml:space="preserve"> </w:t>
+      </w:r>
+      <w:hyperlink r:id="rId25" w:history="1">
+        <w:proofErr w:type="spellStart"/>
+        <w:r>
+          <w:rPr>
+            <w:rStyle w:val="Hyperlink"/>
+            <w:rFonts w:ascii="Bosch Office Sans" w:hAnsi="Bosch Office Sans" w:cs="Arial"/>
+            <w:b/>
+            <w:bCs/>
+            <w:sz w:val="24"/>
+            <w:szCs w:val="24"/>
+          </w:rPr>
+          <w:t>rafaelsebastiao</w:t>
+        </w:r>
+        <w:proofErr w:type="spellEnd"/>
+        <w:r>
+          <w:rPr>
+            <w:rStyle w:val="Hyperlink"/>
+            <w:rFonts w:ascii="Bosch Office Sans" w:hAnsi="Bosch Office Sans" w:cs="Arial"/>
+            <w:b/>
+            <w:bCs/>
+            <w:sz w:val="24"/>
+            <w:szCs w:val="24"/>
+          </w:rPr>
+          <w:t>/</w:t>
+        </w:r>
+        <w:proofErr w:type="spellStart"/>
+        <w:r>
+          <w:rPr>
+            <w:rStyle w:val="Hyperlink"/>
+            <w:rFonts w:ascii="Bosch Office Sans" w:hAnsi="Bosch Office Sans" w:cs="Arial"/>
+            <w:b/>
+            <w:bCs/>
+            <w:sz w:val="24"/>
+            <w:szCs w:val="24"/>
+          </w:rPr>
+          <w:t>tcc_final</w:t>
+        </w:r>
+        <w:proofErr w:type="spellEnd"/>
+      </w:hyperlink>
     </w:p>
     <w:p>
       <w:pPr>
@@ -9812,33 +9951,15 @@
           <w:sz w:val="24"/>
           <w:szCs w:val="24"/>
         </w:rPr>
-        <w:t xml:space="preserve"> </w:t>
-      </w:r>
-      <w:r>
-        <w:rPr>
-          <w:rFonts w:ascii="Bosch Office Sans" w:hAnsi="Bosch Office Sans" w:cs="Arial"/>
-          <w:color w:val="00B0F0"/>
-          <w:sz w:val="24"/>
-          <w:szCs w:val="24"/>
-        </w:rPr>
-        <w:t>(verificar se o acesso é livre para visualização)</w:t>
-      </w:r>
-    </w:p>
-    <w:p>
-      <w:pPr>
-        <w:rPr>
-          <w:rFonts w:ascii="Bosch Office Sans" w:hAnsi="Bosch Office Sans"/>
-          <w:sz w:val="24"/>
-          <w:szCs w:val="24"/>
-        </w:rPr>
-      </w:pPr>
-      <w:r>
-        <w:rPr>
-          <w:rFonts w:ascii="Bosch Office Sans" w:hAnsi="Bosch Office Sans"/>
-          <w:sz w:val="24"/>
-          <w:szCs w:val="24"/>
-        </w:rPr>
-        <w:t>-</w:t>
+        <w:t xml:space="preserve">: </w:t>
+      </w:r>
+      <w:r>
+        <w:rPr>
+          <w:rFonts w:ascii="Bosch Office Sans" w:hAnsi="Bosch Office Sans" w:cs="Arial"/>
+          <w:sz w:val="24"/>
+          <w:szCs w:val="24"/>
+        </w:rPr>
+        <w:t>https://www.figma.com/design/nczTAhP9btJp5q38CrGFx2/tcc?node-id=1-2&amp;t=MPdH0g2Z1myFGUJb-1</w:t>
       </w:r>
     </w:p>
     <w:sectPr>
@@ -12053,6 +12174,24 @@
     <w:basedOn w:val="Fontepargpadro"/>
     <w:rsid w:val="007E05BB"/>
   </w:style>
+  <w:style w:type="paragraph" w:styleId="NormalWeb">
+    <w:name w:val="Normal (Web)"/>
+    <w:basedOn w:val="Normal"/>
+    <w:uiPriority w:val="99"/>
+    <w:semiHidden/>
+    <w:unhideWhenUsed/>
+    <w:rsid w:val="001B5D73"/>
+    <w:pPr>
+      <w:spacing w:before="100" w:beforeAutospacing="1" w:after="100" w:afterAutospacing="1" w:line="240" w:lineRule="auto"/>
+    </w:pPr>
+    <w:rPr>
+      <w:rFonts w:ascii="Times New Roman" w:eastAsia="Times New Roman" w:hAnsi="Times New Roman" w:cs="Times New Roman"/>
+      <w:kern w:val="0"/>
+      <w:sz w:val="24"/>
+      <w:szCs w:val="24"/>
+      <w:lang w:val="en-US"/>
+    </w:rPr>
+  </w:style>
 </w:styles>
 </file>
 

--- a/documentacao-atlas-bosch.docx
+++ b/documentacao-atlas-bosch.docx
@@ -6114,7 +6114,8 @@
       <w:pPr>
         <w:pStyle w:val="PargrafodaLista"/>
         <w:rPr>
-          <w:rFonts w:ascii="Bosch Office Sans" w:eastAsiaTheme="minorEastAsia" w:hAnsi="Bosch Office Sans"/>
+          <w:rFonts w:ascii="Bosch Office Sans" w:hAnsi="Bosch Office Sans" w:cs="Arial"/>
+          <w:color w:val="0096E8"/>
           <w:sz w:val="24"/>
           <w:szCs w:val="24"/>
         </w:rPr>
@@ -7743,6 +7744,91 @@
     </w:p>
     <w:p>
       <w:pPr>
+        <w:spacing w:line="360" w:lineRule="auto"/>
+        <w:jc w:val="center"/>
+        <w:rPr>
+          <w:rFonts w:ascii="Bosch Office Sans" w:eastAsia="Arial" w:hAnsi="Bosch Office Sans" w:cs="Arial"/>
+          <w:b/>
+          <w:bCs/>
+          <w:i/>
+          <w:iCs/>
+          <w:sz w:val="24"/>
+          <w:szCs w:val="24"/>
+        </w:rPr>
+      </w:pPr>
+      <w:r>
+        <w:rPr>
+          <w:rFonts w:ascii="Bosch Office Sans" w:eastAsia="Arial" w:hAnsi="Bosch Office Sans" w:cs="Arial"/>
+          <w:b/>
+          <w:bCs/>
+          <w:i/>
+          <w:iCs/>
+          <w:sz w:val="24"/>
+          <w:szCs w:val="24"/>
+        </w:rPr>
+        <w:t>Figura</w:t>
+      </w:r>
+      <w:r>
+        <w:rPr>
+          <w:rFonts w:ascii="Bosch Office Sans" w:eastAsia="Arial" w:hAnsi="Bosch Office Sans" w:cs="Arial"/>
+          <w:b/>
+          <w:bCs/>
+          <w:i/>
+          <w:iCs/>
+          <w:sz w:val="24"/>
+          <w:szCs w:val="24"/>
+        </w:rPr>
+        <w:t xml:space="preserve"> </w:t>
+      </w:r>
+      <w:r>
+        <w:rPr>
+          <w:rFonts w:ascii="Bosch Office Sans" w:eastAsia="Arial" w:hAnsi="Bosch Office Sans" w:cs="Arial"/>
+          <w:b/>
+          <w:bCs/>
+          <w:i/>
+          <w:iCs/>
+          <w:sz w:val="24"/>
+          <w:szCs w:val="24"/>
+        </w:rPr>
+        <w:t>1</w:t>
+      </w:r>
+      <w:r>
+        <w:rPr>
+          <w:rFonts w:ascii="Bosch Office Sans" w:eastAsia="Arial" w:hAnsi="Bosch Office Sans" w:cs="Arial"/>
+          <w:b/>
+          <w:bCs/>
+          <w:i/>
+          <w:iCs/>
+          <w:sz w:val="24"/>
+          <w:szCs w:val="24"/>
+        </w:rPr>
+        <w:t xml:space="preserve"> – Diagrama de </w:t>
+      </w:r>
+      <w:r>
+        <w:rPr>
+          <w:rFonts w:ascii="Bosch Office Sans" w:eastAsia="Arial" w:hAnsi="Bosch Office Sans" w:cs="Arial"/>
+          <w:b/>
+          <w:bCs/>
+          <w:i/>
+          <w:iCs/>
+          <w:sz w:val="24"/>
+          <w:szCs w:val="24"/>
+        </w:rPr>
+        <w:t>Casos de Uso</w:t>
+      </w:r>
+    </w:p>
+    <w:p>
+      <w:pPr>
+        <w:rPr>
+          <w:rStyle w:val="Ttulo2Char"/>
+          <w:rFonts w:ascii="Bosch Office Sans" w:eastAsia="Arial" w:hAnsi="Bosch Office Sans" w:cs="Arial"/>
+          <w:sz w:val="24"/>
+          <w:szCs w:val="24"/>
+        </w:rPr>
+      </w:pPr>
+    </w:p>
+    <w:p>
+      <w:pPr>
         <w:pStyle w:val="TDoc2"/>
         <w:rPr>
           <w:rStyle w:val="Ttulo2Char"/>
@@ -7771,7 +7857,10 @@
       <w:pPr>
         <w:jc w:val="center"/>
         <w:rPr>
-          <w:b/>
+          <w:rFonts w:ascii="Bosch Office Sans" w:hAnsi="Bosch Office Sans"/>
+          <w:b/>
+          <w:i/>
+          <w:iCs/>
         </w:rPr>
       </w:pPr>
       <w:r>
@@ -7832,6 +7921,76 @@
         </w:rPr>
         <w:t xml:space="preserve">  </w:t>
       </w:r>
+    </w:p>
+    <w:p>
+      <w:pPr>
+        <w:jc w:val="center"/>
+        <w:rPr>
+          <w:rFonts w:ascii="Bosch Office Sans" w:hAnsi="Bosch Office Sans" w:cs="Arial"/>
+          <w:b/>
+          <w:bCs/>
+          <w:i/>
+          <w:iCs/>
+          <w:sz w:val="24"/>
+          <w:szCs w:val="24"/>
+        </w:rPr>
+      </w:pPr>
+      <w:r>
+        <w:rPr>
+          <w:rFonts w:ascii="Bosch Office Sans" w:hAnsi="Bosch Office Sans" w:cs="Arial"/>
+          <w:b/>
+          <w:bCs/>
+          <w:i/>
+          <w:iCs/>
+          <w:sz w:val="24"/>
+          <w:szCs w:val="24"/>
+        </w:rPr>
+        <w:t xml:space="preserve">Tabela </w:t>
+      </w:r>
+      <w:r>
+        <w:rPr>
+          <w:rFonts w:ascii="Bosch Office Sans" w:hAnsi="Bosch Office Sans" w:cs="Arial"/>
+          <w:b/>
+          <w:bCs/>
+          <w:i/>
+          <w:iCs/>
+          <w:sz w:val="24"/>
+          <w:szCs w:val="24"/>
+        </w:rPr>
+        <w:t>1</w:t>
+      </w:r>
+      <w:r>
+        <w:rPr>
+          <w:rFonts w:ascii="Bosch Office Sans" w:hAnsi="Bosch Office Sans" w:cs="Arial"/>
+          <w:b/>
+          <w:bCs/>
+          <w:i/>
+          <w:iCs/>
+          <w:sz w:val="24"/>
+          <w:szCs w:val="24"/>
+        </w:rPr>
+        <w:t xml:space="preserve"> –Tabela de </w:t>
+      </w:r>
+      <w:r>
+        <w:rPr>
+          <w:rFonts w:ascii="Bosch Office Sans" w:hAnsi="Bosch Office Sans" w:cs="Arial"/>
+          <w:b/>
+          <w:bCs/>
+          <w:i/>
+          <w:iCs/>
+          <w:sz w:val="24"/>
+          <w:szCs w:val="24"/>
+        </w:rPr>
+        <w:t>Narrativa de Caso de Uso: Iniciar Varredura</w:t>
+      </w:r>
+    </w:p>
+    <w:p>
+      <w:pPr>
+        <w:jc w:val="center"/>
+        <w:rPr>
+          <w:b/>
+        </w:rPr>
+      </w:pPr>
       <w:r>
         <w:rPr>
           <w:rFonts w:ascii="Bosch Office Sans" w:hAnsi="Bosch Office Sans"/>
@@ -7876,6 +8035,88 @@
           </wp:inline>
         </w:drawing>
       </w:r>
+    </w:p>
+    <w:p>
+      <w:pPr>
+        <w:jc w:val="center"/>
+        <w:rPr>
+          <w:rFonts w:ascii="Bosch Office Sans" w:hAnsi="Bosch Office Sans" w:cs="Arial"/>
+          <w:b/>
+          <w:bCs/>
+          <w:i/>
+          <w:iCs/>
+          <w:sz w:val="24"/>
+          <w:szCs w:val="24"/>
+        </w:rPr>
+      </w:pPr>
+      <w:r>
+        <w:rPr>
+          <w:rFonts w:ascii="Bosch Office Sans" w:hAnsi="Bosch Office Sans" w:cs="Arial"/>
+          <w:b/>
+          <w:bCs/>
+          <w:i/>
+          <w:iCs/>
+          <w:sz w:val="24"/>
+          <w:szCs w:val="24"/>
+        </w:rPr>
+        <w:t xml:space="preserve">Tabela </w:t>
+      </w:r>
+      <w:r>
+        <w:rPr>
+          <w:rFonts w:ascii="Bosch Office Sans" w:hAnsi="Bosch Office Sans" w:cs="Arial"/>
+          <w:b/>
+          <w:bCs/>
+          <w:i/>
+          <w:iCs/>
+          <w:sz w:val="24"/>
+          <w:szCs w:val="24"/>
+        </w:rPr>
+        <w:t>2</w:t>
+      </w:r>
+      <w:r>
+        <w:rPr>
+          <w:rFonts w:ascii="Bosch Office Sans" w:hAnsi="Bosch Office Sans" w:cs="Arial"/>
+          <w:b/>
+          <w:bCs/>
+          <w:i/>
+          <w:iCs/>
+          <w:sz w:val="24"/>
+          <w:szCs w:val="24"/>
+        </w:rPr>
+        <w:t xml:space="preserve"> –Tabela de </w:t>
+      </w:r>
+      <w:r>
+        <w:rPr>
+          <w:rFonts w:ascii="Bosch Office Sans" w:hAnsi="Bosch Office Sans" w:cs="Arial"/>
+          <w:b/>
+          <w:bCs/>
+          <w:i/>
+          <w:iCs/>
+          <w:sz w:val="24"/>
+          <w:szCs w:val="24"/>
+        </w:rPr>
+        <w:t xml:space="preserve">Narrativa de Caso de Uso: </w:t>
+      </w:r>
+      <w:r>
+        <w:rPr>
+          <w:rFonts w:ascii="Bosch Office Sans" w:hAnsi="Bosch Office Sans" w:cs="Arial"/>
+          <w:b/>
+          <w:bCs/>
+          <w:i/>
+          <w:iCs/>
+          <w:sz w:val="24"/>
+          <w:szCs w:val="24"/>
+        </w:rPr>
+        <w:t>CRUD de Softwares</w:t>
+      </w:r>
+    </w:p>
+    <w:p>
+      <w:pPr>
+        <w:jc w:val="center"/>
+        <w:rPr>
+          <w:b/>
+        </w:rPr>
+      </w:pPr>
       <w:r>
         <w:rPr>
           <w:rStyle w:val="Ttulo2Char"/>
@@ -7935,7 +8176,111 @@
       <w:pPr>
         <w:jc w:val="center"/>
         <w:rPr>
-          <w:b/>
+          <w:rFonts w:ascii="Bosch Office Sans" w:hAnsi="Bosch Office Sans" w:cs="Arial"/>
+          <w:b/>
+          <w:bCs/>
+          <w:i/>
+          <w:iCs/>
+          <w:sz w:val="24"/>
+          <w:szCs w:val="24"/>
+        </w:rPr>
+      </w:pPr>
+      <w:r>
+        <w:rPr>
+          <w:rFonts w:ascii="Bosch Office Sans" w:hAnsi="Bosch Office Sans" w:cs="Arial"/>
+          <w:b/>
+          <w:bCs/>
+          <w:i/>
+          <w:iCs/>
+          <w:sz w:val="24"/>
+          <w:szCs w:val="24"/>
+        </w:rPr>
+        <w:t xml:space="preserve">Tabela </w:t>
+      </w:r>
+      <w:r>
+        <w:rPr>
+          <w:rFonts w:ascii="Bosch Office Sans" w:hAnsi="Bosch Office Sans" w:cs="Arial"/>
+          <w:b/>
+          <w:bCs/>
+          <w:i/>
+          <w:iCs/>
+          <w:sz w:val="24"/>
+          <w:szCs w:val="24"/>
+        </w:rPr>
+        <w:t>3</w:t>
+      </w:r>
+      <w:r>
+        <w:rPr>
+          <w:rFonts w:ascii="Bosch Office Sans" w:hAnsi="Bosch Office Sans" w:cs="Arial"/>
+          <w:b/>
+          <w:bCs/>
+          <w:i/>
+          <w:iCs/>
+          <w:sz w:val="24"/>
+          <w:szCs w:val="24"/>
+        </w:rPr>
+        <w:t xml:space="preserve"> –</w:t>
+      </w:r>
+      <w:r>
+        <w:rPr>
+          <w:rFonts w:ascii="Bosch Office Sans" w:hAnsi="Bosch Office Sans" w:cs="Arial"/>
+          <w:b/>
+          <w:bCs/>
+          <w:i/>
+          <w:iCs/>
+          <w:sz w:val="24"/>
+          <w:szCs w:val="24"/>
+        </w:rPr>
+        <w:t xml:space="preserve"> </w:t>
+      </w:r>
+      <w:r>
+        <w:rPr>
+          <w:rFonts w:ascii="Bosch Office Sans" w:hAnsi="Bosch Office Sans" w:cs="Arial"/>
+          <w:b/>
+          <w:bCs/>
+          <w:i/>
+          <w:iCs/>
+          <w:sz w:val="24"/>
+          <w:szCs w:val="24"/>
+        </w:rPr>
+        <w:t xml:space="preserve">Tabela de </w:t>
+      </w:r>
+      <w:r>
+        <w:rPr>
+          <w:rFonts w:ascii="Bosch Office Sans" w:hAnsi="Bosch Office Sans" w:cs="Arial"/>
+          <w:b/>
+          <w:bCs/>
+          <w:i/>
+          <w:iCs/>
+          <w:sz w:val="24"/>
+          <w:szCs w:val="24"/>
+        </w:rPr>
+        <w:t xml:space="preserve">Narrativa de Caso de Uso: </w:t>
+      </w:r>
+      <w:r>
+        <w:rPr>
+          <w:rFonts w:ascii="Bosch Office Sans" w:hAnsi="Bosch Office Sans" w:cs="Arial"/>
+          <w:b/>
+          <w:bCs/>
+          <w:i/>
+          <w:iCs/>
+          <w:sz w:val="24"/>
+          <w:szCs w:val="24"/>
+        </w:rPr>
+        <w:t>Copiar log</w:t>
+      </w:r>
+    </w:p>
+    <w:p>
+      <w:pPr>
+        <w:jc w:val="center"/>
+        <w:rPr>
+          <w:rFonts w:ascii="Bosch Office Sans" w:hAnsi="Bosch Office Sans" w:cs="Arial"/>
+          <w:b/>
+          <w:bCs/>
+          <w:i/>
+          <w:iCs/>
+          <w:sz w:val="24"/>
+          <w:szCs w:val="24"/>
         </w:rPr>
       </w:pPr>
       <w:r>
@@ -7988,6 +8333,74 @@
       </w:r>
       <w:r>
         <w:rPr>
+          <w:rFonts w:ascii="Bosch Office Sans" w:hAnsi="Bosch Office Sans" w:cs="Arial"/>
+          <w:b/>
+          <w:bCs/>
+          <w:i/>
+          <w:iCs/>
+          <w:sz w:val="24"/>
+          <w:szCs w:val="24"/>
+        </w:rPr>
+        <w:t xml:space="preserve">Tabela </w:t>
+      </w:r>
+      <w:r>
+        <w:rPr>
+          <w:rFonts w:ascii="Bosch Office Sans" w:hAnsi="Bosch Office Sans" w:cs="Arial"/>
+          <w:b/>
+          <w:bCs/>
+          <w:i/>
+          <w:iCs/>
+          <w:sz w:val="24"/>
+          <w:szCs w:val="24"/>
+        </w:rPr>
+        <w:t>4</w:t>
+      </w:r>
+      <w:r>
+        <w:rPr>
+          <w:rFonts w:ascii="Bosch Office Sans" w:hAnsi="Bosch Office Sans" w:cs="Arial"/>
+          <w:b/>
+          <w:bCs/>
+          <w:i/>
+          <w:iCs/>
+          <w:sz w:val="24"/>
+          <w:szCs w:val="24"/>
+        </w:rPr>
+        <w:t xml:space="preserve"> –Tabela de </w:t>
+      </w:r>
+      <w:r>
+        <w:rPr>
+          <w:rFonts w:ascii="Bosch Office Sans" w:hAnsi="Bosch Office Sans" w:cs="Arial"/>
+          <w:b/>
+          <w:bCs/>
+          <w:i/>
+          <w:iCs/>
+          <w:sz w:val="24"/>
+          <w:szCs w:val="24"/>
+        </w:rPr>
+        <w:t xml:space="preserve">Narrativa de Caso de Uso: </w:t>
+      </w:r>
+      <w:r>
+        <w:rPr>
+          <w:rFonts w:ascii="Bosch Office Sans" w:hAnsi="Bosch Office Sans" w:cs="Arial"/>
+          <w:b/>
+          <w:bCs/>
+          <w:i/>
+          <w:iCs/>
+          <w:sz w:val="24"/>
+          <w:szCs w:val="24"/>
+        </w:rPr>
+        <w:t>Acessar histórico</w:t>
+      </w:r>
+    </w:p>
+    <w:p>
+      <w:pPr>
+        <w:jc w:val="center"/>
+        <w:rPr>
+          <w:b/>
+        </w:rPr>
+      </w:pPr>
+      <w:r>
+        <w:rPr>
           <w:b/>
           <w:noProof/>
         </w:rPr>
@@ -8032,15 +8445,87 @@
       <w:pPr>
         <w:jc w:val="center"/>
         <w:rPr>
-          <w:b/>
-        </w:rPr>
-      </w:pPr>
+          <w:rFonts w:ascii="Bosch Office Sans" w:hAnsi="Bosch Office Sans" w:cs="Arial"/>
+          <w:b/>
+          <w:bCs/>
+          <w:i/>
+          <w:iCs/>
+          <w:sz w:val="24"/>
+          <w:szCs w:val="24"/>
+        </w:rPr>
+      </w:pPr>
+      <w:r>
+        <w:rPr>
+          <w:rFonts w:ascii="Bosch Office Sans" w:hAnsi="Bosch Office Sans" w:cs="Arial"/>
+          <w:b/>
+          <w:bCs/>
+          <w:i/>
+          <w:iCs/>
+          <w:sz w:val="24"/>
+          <w:szCs w:val="24"/>
+        </w:rPr>
+        <w:t xml:space="preserve">Tabela </w:t>
+      </w:r>
+      <w:r>
+        <w:rPr>
+          <w:rFonts w:ascii="Bosch Office Sans" w:hAnsi="Bosch Office Sans" w:cs="Arial"/>
+          <w:b/>
+          <w:bCs/>
+          <w:i/>
+          <w:iCs/>
+          <w:sz w:val="24"/>
+          <w:szCs w:val="24"/>
+        </w:rPr>
+        <w:t>5</w:t>
+      </w:r>
+      <w:r>
+        <w:rPr>
+          <w:rFonts w:ascii="Bosch Office Sans" w:hAnsi="Bosch Office Sans" w:cs="Arial"/>
+          <w:b/>
+          <w:bCs/>
+          <w:i/>
+          <w:iCs/>
+          <w:sz w:val="24"/>
+          <w:szCs w:val="24"/>
+        </w:rPr>
+        <w:t xml:space="preserve"> –Tabela de </w:t>
+      </w:r>
+      <w:r>
+        <w:rPr>
+          <w:rFonts w:ascii="Bosch Office Sans" w:hAnsi="Bosch Office Sans" w:cs="Arial"/>
+          <w:b/>
+          <w:bCs/>
+          <w:i/>
+          <w:iCs/>
+          <w:sz w:val="24"/>
+          <w:szCs w:val="24"/>
+        </w:rPr>
+        <w:t xml:space="preserve">Narrativa de Caso de Uso: </w:t>
+      </w:r>
+      <w:r>
+        <w:rPr>
+          <w:rFonts w:ascii="Bosch Office Sans" w:hAnsi="Bosch Office Sans" w:cs="Arial"/>
+          <w:b/>
+          <w:bCs/>
+          <w:i/>
+          <w:iCs/>
+          <w:sz w:val="24"/>
+          <w:szCs w:val="24"/>
+        </w:rPr>
+        <w:t>Registrar histórico</w:t>
+      </w:r>
     </w:p>
     <w:p>
       <w:pPr>
         <w:jc w:val="center"/>
         <w:rPr>
-          <w:b/>
+          <w:rFonts w:ascii="Bosch Office Sans" w:hAnsi="Bosch Office Sans" w:cs="Arial"/>
+          <w:b/>
+          <w:bCs/>
+          <w:i/>
+          <w:iCs/>
+          <w:sz w:val="24"/>
+          <w:szCs w:val="24"/>
         </w:rPr>
       </w:pPr>
     </w:p>
@@ -8054,13 +8539,146 @@
           <w:szCs w:val="28"/>
         </w:rPr>
       </w:pPr>
-      <w:r>
+    </w:p>
+    <w:p>
+      <w:pPr>
+        <w:jc w:val="center"/>
         <w:rPr>
           <w:rFonts w:ascii="Bosch Office Sans" w:hAnsi="Bosch Office Sans"/>
           <w:b/>
           <w:sz w:val="28"/>
           <w:szCs w:val="28"/>
         </w:rPr>
+      </w:pPr>
+    </w:p>
+    <w:p>
+      <w:pPr>
+        <w:jc w:val="center"/>
+        <w:rPr>
+          <w:rFonts w:ascii="Bosch Office Sans" w:hAnsi="Bosch Office Sans"/>
+          <w:b/>
+          <w:sz w:val="28"/>
+          <w:szCs w:val="28"/>
+        </w:rPr>
+      </w:pPr>
+    </w:p>
+    <w:p>
+      <w:pPr>
+        <w:jc w:val="center"/>
+        <w:rPr>
+          <w:rFonts w:ascii="Bosch Office Sans" w:hAnsi="Bosch Office Sans"/>
+          <w:b/>
+          <w:sz w:val="28"/>
+          <w:szCs w:val="28"/>
+        </w:rPr>
+      </w:pPr>
+    </w:p>
+    <w:p>
+      <w:pPr>
+        <w:jc w:val="center"/>
+        <w:rPr>
+          <w:rFonts w:ascii="Bosch Office Sans" w:hAnsi="Bosch Office Sans"/>
+          <w:b/>
+          <w:sz w:val="28"/>
+          <w:szCs w:val="28"/>
+        </w:rPr>
+      </w:pPr>
+    </w:p>
+    <w:p>
+      <w:pPr>
+        <w:jc w:val="center"/>
+        <w:rPr>
+          <w:rFonts w:ascii="Bosch Office Sans" w:hAnsi="Bosch Office Sans"/>
+          <w:b/>
+          <w:sz w:val="28"/>
+          <w:szCs w:val="28"/>
+        </w:rPr>
+      </w:pPr>
+    </w:p>
+    <w:p>
+      <w:pPr>
+        <w:jc w:val="center"/>
+        <w:rPr>
+          <w:rFonts w:ascii="Bosch Office Sans" w:hAnsi="Bosch Office Sans"/>
+          <w:b/>
+          <w:sz w:val="28"/>
+          <w:szCs w:val="28"/>
+        </w:rPr>
+      </w:pPr>
+    </w:p>
+    <w:p>
+      <w:pPr>
+        <w:jc w:val="center"/>
+        <w:rPr>
+          <w:rFonts w:ascii="Bosch Office Sans" w:hAnsi="Bosch Office Sans"/>
+          <w:b/>
+          <w:sz w:val="28"/>
+          <w:szCs w:val="28"/>
+        </w:rPr>
+      </w:pPr>
+    </w:p>
+    <w:p>
+      <w:pPr>
+        <w:jc w:val="center"/>
+        <w:rPr>
+          <w:rFonts w:ascii="Bosch Office Sans" w:hAnsi="Bosch Office Sans"/>
+          <w:b/>
+          <w:sz w:val="28"/>
+          <w:szCs w:val="28"/>
+        </w:rPr>
+      </w:pPr>
+    </w:p>
+    <w:p>
+      <w:pPr>
+        <w:jc w:val="center"/>
+        <w:rPr>
+          <w:rFonts w:ascii="Bosch Office Sans" w:hAnsi="Bosch Office Sans"/>
+          <w:b/>
+          <w:sz w:val="28"/>
+          <w:szCs w:val="28"/>
+        </w:rPr>
+      </w:pPr>
+    </w:p>
+    <w:p>
+      <w:pPr>
+        <w:jc w:val="center"/>
+        <w:rPr>
+          <w:rFonts w:ascii="Bosch Office Sans" w:hAnsi="Bosch Office Sans"/>
+          <w:b/>
+          <w:sz w:val="28"/>
+          <w:szCs w:val="28"/>
+        </w:rPr>
+      </w:pPr>
+    </w:p>
+    <w:p>
+      <w:pPr>
+        <w:jc w:val="center"/>
+        <w:rPr>
+          <w:rFonts w:ascii="Bosch Office Sans" w:hAnsi="Bosch Office Sans"/>
+          <w:b/>
+          <w:sz w:val="28"/>
+          <w:szCs w:val="28"/>
+        </w:rPr>
+      </w:pPr>
+    </w:p>
+    <w:p>
+      <w:pPr>
+        <w:jc w:val="center"/>
+        <w:rPr>
+          <w:rFonts w:ascii="Bosch Office Sans" w:hAnsi="Bosch Office Sans"/>
+          <w:b/>
+          <w:sz w:val="28"/>
+          <w:szCs w:val="28"/>
+        </w:rPr>
+      </w:pPr>
+      <w:r>
+        <w:rPr>
+          <w:rFonts w:ascii="Bosch Office Sans" w:hAnsi="Bosch Office Sans"/>
+          <w:b/>
+          <w:sz w:val="28"/>
+          <w:szCs w:val="28"/>
+        </w:rPr>
+        <w:lastRenderedPageBreak/>
         <w:t>Diagrama de Classes de Schemas</w:t>
       </w:r>
     </w:p>
@@ -8174,7 +8792,7 @@
           <w:sz w:val="24"/>
           <w:szCs w:val="24"/>
         </w:rPr>
-        <w:t>1</w:t>
+        <w:t>2</w:t>
       </w:r>
       <w:r>
         <w:rPr>
@@ -8219,7 +8837,6 @@
         <w:rPr>
           <w:noProof/>
         </w:rPr>
-        <w:lastRenderedPageBreak/>
         <w:drawing>
           <wp:inline distT="0" distB="0" distL="0" distR="0" wp14:anchorId="32869782" wp14:editId="01DA070A">
             <wp:extent cx="4612640" cy="3743325"/>
@@ -8318,7 +8935,7 @@
           <w:sz w:val="24"/>
           <w:szCs w:val="24"/>
         </w:rPr>
-        <w:t>1</w:t>
+        <w:t>3</w:t>
       </w:r>
       <w:r>
         <w:rPr>
@@ -8360,6 +8977,7 @@
           <w:b/>
           <w:bCs w:val="0"/>
         </w:rPr>
+        <w:lastRenderedPageBreak/>
         <w:t>Plano de testes</w:t>
       </w:r>
       <w:bookmarkEnd w:id="32"/>
@@ -8458,7 +9076,31 @@
           <w:sz w:val="24"/>
           <w:szCs w:val="24"/>
         </w:rPr>
-        <w:t>Tabela 7 –Tabela de plano de testes</w:t>
+        <w:t xml:space="preserve">Tabela </w:t>
+      </w:r>
+      <w:r>
+        <w:rPr>
+          <w:rFonts w:ascii="Bosch Office Sans" w:hAnsi="Bosch Office Sans" w:cs="Arial"/>
+          <w:b/>
+          <w:bCs/>
+          <w:i/>
+          <w:iCs/>
+          <w:sz w:val="24"/>
+          <w:szCs w:val="24"/>
+        </w:rPr>
+        <w:t>6</w:t>
+      </w:r>
+      <w:r>
+        <w:rPr>
+          <w:rFonts w:ascii="Bosch Office Sans" w:hAnsi="Bosch Office Sans" w:cs="Arial"/>
+          <w:b/>
+          <w:bCs/>
+          <w:i/>
+          <w:iCs/>
+          <w:sz w:val="24"/>
+          <w:szCs w:val="24"/>
+        </w:rPr>
+        <w:t xml:space="preserve"> –Tabela de plano de testes</w:t>
       </w:r>
     </w:p>
     <w:p>
@@ -8692,6 +9334,7 @@
           <w:sz w:val="24"/>
           <w:szCs w:val="24"/>
         </w:rPr>
+        <w:lastRenderedPageBreak/>
         <w:drawing>
           <wp:inline distT="0" distB="0" distL="0" distR="0" wp14:anchorId="753DA2CF" wp14:editId="589BC70C">
             <wp:extent cx="2876951" cy="3610479"/>
@@ -8762,7 +9405,43 @@
           <w:sz w:val="24"/>
           <w:szCs w:val="24"/>
         </w:rPr>
-        <w:t>Imagem 6 – Diagrama de Entidade e relacionamento</w:t>
+        <w:t>Figura</w:t>
+      </w:r>
+      <w:r>
+        <w:rPr>
+          <w:rFonts w:ascii="Bosch Office Sans" w:eastAsia="Arial" w:hAnsi="Bosch Office Sans" w:cs="Arial"/>
+          <w:b/>
+          <w:bCs/>
+          <w:i/>
+          <w:iCs/>
+          <w:sz w:val="24"/>
+          <w:szCs w:val="24"/>
+        </w:rPr>
+        <w:t xml:space="preserve"> </w:t>
+      </w:r>
+      <w:r>
+        <w:rPr>
+          <w:rFonts w:ascii="Bosch Office Sans" w:eastAsia="Arial" w:hAnsi="Bosch Office Sans" w:cs="Arial"/>
+          <w:b/>
+          <w:bCs/>
+          <w:i/>
+          <w:iCs/>
+          <w:sz w:val="24"/>
+          <w:szCs w:val="24"/>
+        </w:rPr>
+        <w:t>4</w:t>
+      </w:r>
+      <w:r>
+        <w:rPr>
+          <w:rFonts w:ascii="Bosch Office Sans" w:eastAsia="Arial" w:hAnsi="Bosch Office Sans" w:cs="Arial"/>
+          <w:b/>
+          <w:bCs/>
+          <w:i/>
+          <w:iCs/>
+          <w:sz w:val="24"/>
+          <w:szCs w:val="24"/>
+        </w:rPr>
+        <w:t xml:space="preserve"> – Diagrama de Entidade e relacionamento</w:t>
       </w:r>
     </w:p>
     <w:p>
@@ -8795,7 +9474,6 @@
           <w:b/>
           <w:bCs/>
         </w:rPr>
-        <w:lastRenderedPageBreak/>
         <w:t>Modelo lógico do banco de dados</w:t>
       </w:r>
       <w:bookmarkEnd w:id="40"/>
@@ -8975,7 +9653,43 @@
           <w:sz w:val="24"/>
           <w:szCs w:val="24"/>
         </w:rPr>
-        <w:t>Imagem 7 – Modelo logico do banco de dados</w:t>
+        <w:t>Figura</w:t>
+      </w:r>
+      <w:r>
+        <w:rPr>
+          <w:rFonts w:ascii="Bosch Office Sans" w:eastAsia="Arial" w:hAnsi="Bosch Office Sans" w:cs="Arial"/>
+          <w:b/>
+          <w:bCs/>
+          <w:i/>
+          <w:iCs/>
+          <w:sz w:val="24"/>
+          <w:szCs w:val="24"/>
+        </w:rPr>
+        <w:t xml:space="preserve"> </w:t>
+      </w:r>
+      <w:r>
+        <w:rPr>
+          <w:rFonts w:ascii="Bosch Office Sans" w:eastAsia="Arial" w:hAnsi="Bosch Office Sans" w:cs="Arial"/>
+          <w:b/>
+          <w:bCs/>
+          <w:i/>
+          <w:iCs/>
+          <w:sz w:val="24"/>
+          <w:szCs w:val="24"/>
+        </w:rPr>
+        <w:t>5</w:t>
+      </w:r>
+      <w:r>
+        <w:rPr>
+          <w:rFonts w:ascii="Bosch Office Sans" w:eastAsia="Arial" w:hAnsi="Bosch Office Sans" w:cs="Arial"/>
+          <w:b/>
+          <w:bCs/>
+          <w:i/>
+          <w:iCs/>
+          <w:sz w:val="24"/>
+          <w:szCs w:val="24"/>
+        </w:rPr>
+        <w:t xml:space="preserve"> – Modelo logico do banco de dados</w:t>
       </w:r>
     </w:p>
     <w:p>
@@ -9266,7 +9980,13 @@
         <w:pStyle w:val="T4"/>
       </w:pPr>
       <w:r>
-        <w:t>Nesta parte do planejamento são realizadas pesquisas com o usuário e levantamentos de requisitos além dos dados que justificam o projeto.</w:t>
+        <w:t>Nesta parte do planejamento são realizadas pesquisas com o usuário e levantamentos de requisitos além dos d</w:t>
+      </w:r>
+      <w:r>
+        <w:t>a</w:t>
+      </w:r>
+      <w:r>
+        <w:t>dos que justificam o projeto.</w:t>
       </w:r>
       <w:r>
         <w:br w:type="page"/>
@@ -9715,7 +10435,31 @@
           <w:sz w:val="24"/>
           <w:szCs w:val="24"/>
         </w:rPr>
-        <w:t xml:space="preserve">Wireframe 1 – </w:t>
+        <w:t xml:space="preserve">Wireframe </w:t>
+      </w:r>
+      <w:r>
+        <w:rPr>
+          <w:rFonts w:ascii="Bosch Office Sans" w:hAnsi="Bosch Office Sans" w:cs="Arial"/>
+          <w:b/>
+          <w:bCs/>
+          <w:i/>
+          <w:iCs/>
+          <w:sz w:val="24"/>
+          <w:szCs w:val="24"/>
+        </w:rPr>
+        <w:t>2</w:t>
+      </w:r>
+      <w:r>
+        <w:rPr>
+          <w:rFonts w:ascii="Bosch Office Sans" w:hAnsi="Bosch Office Sans" w:cs="Arial"/>
+          <w:b/>
+          <w:bCs/>
+          <w:i/>
+          <w:iCs/>
+          <w:sz w:val="24"/>
+          <w:szCs w:val="24"/>
+        </w:rPr>
+        <w:t xml:space="preserve"> – </w:t>
       </w:r>
       <w:r>
         <w:rPr>
@@ -9815,7 +10559,31 @@
           <w:sz w:val="24"/>
           <w:szCs w:val="24"/>
         </w:rPr>
-        <w:t>Wireframe 1 – Comum</w:t>
+        <w:t xml:space="preserve">Wireframe </w:t>
+      </w:r>
+      <w:r>
+        <w:rPr>
+          <w:rFonts w:ascii="Bosch Office Sans" w:hAnsi="Bosch Office Sans" w:cs="Arial"/>
+          <w:b/>
+          <w:bCs/>
+          <w:i/>
+          <w:iCs/>
+          <w:sz w:val="24"/>
+          <w:szCs w:val="24"/>
+        </w:rPr>
+        <w:t>3</w:t>
+      </w:r>
+      <w:r>
+        <w:rPr>
+          <w:rFonts w:ascii="Bosch Office Sans" w:hAnsi="Bosch Office Sans" w:cs="Arial"/>
+          <w:b/>
+          <w:bCs/>
+          <w:i/>
+          <w:iCs/>
+          <w:sz w:val="24"/>
+          <w:szCs w:val="24"/>
+        </w:rPr>
+        <w:t xml:space="preserve"> – Comum</w:t>
       </w:r>
     </w:p>
     <w:p>
@@ -9824,31 +10592,21 @@
         <w:jc w:val="both"/>
         <w:rPr>
           <w:rFonts w:ascii="Bosch Office Sans" w:hAnsi="Bosch Office Sans" w:cs="Arial"/>
-          <w:sz w:val="24"/>
-          <w:szCs w:val="24"/>
-        </w:rPr>
-      </w:pPr>
-    </w:p>
-    <w:p>
-      <w:pPr>
-        <w:spacing w:line="360" w:lineRule="auto"/>
-        <w:jc w:val="both"/>
-        <w:rPr>
-          <w:rFonts w:ascii="Bosch Office Sans" w:hAnsi="Bosch Office Sans" w:cs="Arial"/>
-          <w:b/>
-          <w:bCs/>
-          <w:sz w:val="24"/>
-          <w:szCs w:val="24"/>
-        </w:rPr>
-      </w:pPr>
-      <w:r>
-        <w:rPr>
-          <w:rFonts w:ascii="Bosch Office Sans" w:hAnsi="Bosch Office Sans" w:cs="Arial"/>
-          <w:b/>
-          <w:bCs/>
-          <w:sz w:val="24"/>
-          <w:szCs w:val="24"/>
-        </w:rPr>
+          <w:b/>
+          <w:bCs/>
+          <w:sz w:val="24"/>
+          <w:szCs w:val="24"/>
+        </w:rPr>
+      </w:pPr>
+      <w:r>
+        <w:rPr>
+          <w:rFonts w:ascii="Bosch Office Sans" w:hAnsi="Bosch Office Sans" w:cs="Arial"/>
+          <w:b/>
+          <w:bCs/>
+          <w:sz w:val="24"/>
+          <w:szCs w:val="24"/>
+        </w:rPr>
+        <w:lastRenderedPageBreak/>
         <w:t>Repositório:</w:t>
       </w:r>
       <w:r>
@@ -9933,18 +10691,26 @@
         </w:rPr>
         <w:t xml:space="preserve"> do </w:t>
       </w:r>
-      <w:proofErr w:type="spellStart"/>
-      <w:r>
-        <w:rPr>
-          <w:rFonts w:ascii="Bosch Office Sans" w:hAnsi="Bosch Office Sans" w:cs="Arial"/>
-          <w:b/>
-          <w:bCs/>
-          <w:sz w:val="24"/>
-          <w:szCs w:val="24"/>
-        </w:rPr>
-        <w:t>figma</w:t>
-      </w:r>
-      <w:proofErr w:type="spellEnd"/>
+      <w:r>
+        <w:rPr>
+          <w:rFonts w:ascii="Bosch Office Sans" w:hAnsi="Bosch Office Sans" w:cs="Arial"/>
+          <w:b/>
+          <w:bCs/>
+          <w:sz w:val="24"/>
+          <w:szCs w:val="24"/>
+        </w:rPr>
+        <w:t>F</w:t>
+      </w:r>
+      <w:r>
+        <w:rPr>
+          <w:rFonts w:ascii="Bosch Office Sans" w:hAnsi="Bosch Office Sans" w:cs="Arial"/>
+          <w:b/>
+          <w:bCs/>
+          <w:sz w:val="24"/>
+          <w:szCs w:val="24"/>
+        </w:rPr>
+        <w:t>igma</w:t>
+      </w:r>
       <w:r>
         <w:rPr>
           <w:rFonts w:ascii="Bosch Office Sans" w:hAnsi="Bosch Office Sans" w:cs="Arial"/>
@@ -9953,13 +10719,485 @@
         </w:rPr>
         <w:t xml:space="preserve">: </w:t>
       </w:r>
-      <w:r>
-        <w:rPr>
-          <w:rFonts w:ascii="Bosch Office Sans" w:hAnsi="Bosch Office Sans" w:cs="Arial"/>
-          <w:sz w:val="24"/>
-          <w:szCs w:val="24"/>
-        </w:rPr>
-        <w:t>https://www.figma.com/design/nczTAhP9btJp5q38CrGFx2/tcc?node-id=1-2&amp;t=MPdH0g2Z1myFGUJb-1</w:t>
+      <w:hyperlink r:id="rId26" w:history="1">
+        <w:r>
+          <w:rPr>
+            <w:rStyle w:val="Hyperlink"/>
+            <w:rFonts w:ascii="Bosch Office Sans" w:hAnsi="Bosch Office Sans" w:cs="Arial"/>
+            <w:sz w:val="24"/>
+            <w:szCs w:val="24"/>
+          </w:rPr>
+          <w:t>https://www.figma.com/design/nczTAhP9btJp5q38CrGFx2/tcc?node-id=1-2&amp;t=MPdH0g2Z1myFGUJb-1</w:t>
+        </w:r>
+      </w:hyperlink>
+    </w:p>
+    <w:p>
+      <w:pPr>
+        <w:pStyle w:val="Ttulo1"/>
+        <w:rPr>
+          <w:rFonts w:ascii="Bosch Office Sans" w:hAnsi="Bosch Office Sans"/>
+          <w:b/>
+          <w:bCs/>
+          <w:color w:val="auto"/>
+        </w:rPr>
+      </w:pPr>
+      <w:bookmarkStart w:id="50" w:name="_Toc232163662"/>
+      <w:r>
+        <w:rPr>
+          <w:rFonts w:ascii="Bosch Office Sans" w:hAnsi="Bosch Office Sans"/>
+          <w:b/>
+          <w:bCs/>
+          <w:color w:val="auto"/>
+        </w:rPr>
+        <w:t xml:space="preserve">4 </w:t>
+      </w:r>
+      <w:bookmarkEnd w:id="50"/>
+      <w:r>
+        <w:rPr>
+          <w:rFonts w:ascii="Bosch Office Sans" w:hAnsi="Bosch Office Sans"/>
+          <w:b/>
+          <w:bCs/>
+          <w:color w:val="auto"/>
+          <w:sz w:val="24"/>
+          <w:szCs w:val="24"/>
+        </w:rPr>
+        <w:t>REFERÊNCIAS</w:t>
+      </w:r>
+    </w:p>
+    <w:p>
+      <w:pPr>
+        <w:spacing w:after="240" w:line="240" w:lineRule="auto"/>
+        <w:rPr>
+          <w:rFonts w:ascii="Bosch Office Sans" w:hAnsi="Bosch Office Sans"/>
+        </w:rPr>
+      </w:pPr>
+      <w:r>
+        <w:rPr>
+          <w:rFonts w:ascii="Bosch Office Sans" w:hAnsi="Bosch Office Sans"/>
+        </w:rPr>
+        <w:t xml:space="preserve">DUNOSSAURO. FastAPI do Zero – Documentação. Disponível em: </w:t>
+      </w:r>
+      <w:hyperlink r:id="rId27" w:history="1">
+        <w:r>
+          <w:rPr>
+            <w:rStyle w:val="Hyperlink"/>
+            <w:rFonts w:ascii="Bosch Office Sans" w:hAnsi="Bosch Office Sans"/>
+          </w:rPr>
+          <w:t>https://fastapidozero.dunossauro.com/estavel/</w:t>
+        </w:r>
+      </w:hyperlink>
+      <w:r>
+        <w:rPr>
+          <w:rFonts w:ascii="Bosch Office Sans" w:hAnsi="Bosch Office Sans"/>
+        </w:rPr>
+        <w:t>. Acesso em: 9 jun. 2026.</w:t>
+      </w:r>
+    </w:p>
+    <w:p>
+      <w:pPr>
+        <w:spacing w:after="240" w:line="240" w:lineRule="auto"/>
+        <w:rPr>
+          <w:rFonts w:ascii="Bosch Office Sans" w:hAnsi="Bosch Office Sans"/>
+        </w:rPr>
+      </w:pPr>
+      <w:r>
+        <w:rPr>
+          <w:rFonts w:ascii="Bosch Office Sans" w:hAnsi="Bosch Office Sans"/>
+        </w:rPr>
+        <w:t xml:space="preserve">FASTAPI. FastAPI Documentation. Disponível em: </w:t>
+      </w:r>
+      <w:hyperlink r:id="rId28" w:history="1">
+        <w:r>
+          <w:rPr>
+            <w:rStyle w:val="Hyperlink"/>
+            <w:rFonts w:ascii="Bosch Office Sans" w:hAnsi="Bosch Office Sans"/>
+          </w:rPr>
+          <w:t>https://fastapi.tiangolo.com/</w:t>
+        </w:r>
+      </w:hyperlink>
+      <w:r>
+        <w:rPr>
+          <w:rFonts w:ascii="Bosch Office Sans" w:hAnsi="Bosch Office Sans"/>
+        </w:rPr>
+        <w:t>. Acesso em: 9 jun. 2026.</w:t>
+      </w:r>
+    </w:p>
+    <w:p>
+      <w:pPr>
+        <w:spacing w:after="240" w:line="240" w:lineRule="auto"/>
+        <w:rPr>
+          <w:rFonts w:ascii="Bosch Office Sans" w:hAnsi="Bosch Office Sans"/>
+        </w:rPr>
+      </w:pPr>
+      <w:r>
+        <w:rPr>
+          <w:rFonts w:ascii="Bosch Office Sans" w:hAnsi="Bosch Office Sans"/>
+        </w:rPr>
+        <w:t xml:space="preserve">FIGMA. Figma: the collaborative interface design tool. Disponível em: </w:t>
+      </w:r>
+      <w:hyperlink r:id="rId29" w:history="1">
+        <w:r>
+          <w:rPr>
+            <w:rStyle w:val="Hyperlink"/>
+            <w:rFonts w:ascii="Bosch Office Sans" w:hAnsi="Bosch Office Sans"/>
+          </w:rPr>
+          <w:t>https://www.figma.com/</w:t>
+        </w:r>
+      </w:hyperlink>
+      <w:r>
+        <w:rPr>
+          <w:rFonts w:ascii="Bosch Office Sans" w:hAnsi="Bosch Office Sans"/>
+        </w:rPr>
+        <w:t>. Acesso em: 9 jun. 2026.</w:t>
+      </w:r>
+    </w:p>
+    <w:p>
+      <w:pPr>
+        <w:spacing w:after="240" w:line="240" w:lineRule="auto"/>
+        <w:rPr>
+          <w:rFonts w:ascii="Bosch Office Sans" w:hAnsi="Bosch Office Sans"/>
+        </w:rPr>
+      </w:pPr>
+      <w:r>
+        <w:rPr>
+          <w:rFonts w:ascii="Bosch Office Sans" w:hAnsi="Bosch Office Sans"/>
+        </w:rPr>
+        <w:t xml:space="preserve">POSTGRESQL GLOBAL DEVELOPMENT GROUP. PostgreSQL Documentation. Disponível em: </w:t>
+      </w:r>
+      <w:hyperlink r:id="rId30" w:history="1">
+        <w:r>
+          <w:rPr>
+            <w:rStyle w:val="Hyperlink"/>
+            <w:rFonts w:ascii="Bosch Office Sans" w:hAnsi="Bosch Office Sans"/>
+          </w:rPr>
+          <w:t>https://www.postgresql.org/docs/</w:t>
+        </w:r>
+      </w:hyperlink>
+      <w:r>
+        <w:rPr>
+          <w:rFonts w:ascii="Bosch Office Sans" w:hAnsi="Bosch Office Sans"/>
+        </w:rPr>
+        <w:t>. Acesso em: 9 jun. 2026.</w:t>
+      </w:r>
+    </w:p>
+    <w:p>
+      <w:pPr>
+        <w:spacing w:after="240" w:line="240" w:lineRule="auto"/>
+        <w:rPr>
+          <w:rFonts w:ascii="Bosch Office Sans" w:hAnsi="Bosch Office Sans"/>
+        </w:rPr>
+      </w:pPr>
+      <w:r>
+        <w:rPr>
+          <w:rFonts w:ascii="Bosch Office Sans" w:hAnsi="Bosch Office Sans"/>
+        </w:rPr>
+        <w:t xml:space="preserve">PYTHON SOFTWARE FOUNDATION. Python Documentation. Disponível em: </w:t>
+      </w:r>
+      <w:hyperlink r:id="rId31" w:history="1">
+        <w:r>
+          <w:rPr>
+            <w:rStyle w:val="Hyperlink"/>
+            <w:rFonts w:ascii="Bosch Office Sans" w:hAnsi="Bosch Office Sans"/>
+          </w:rPr>
+          <w:t>https://docs.python.org/3/</w:t>
+        </w:r>
+      </w:hyperlink>
+      <w:r>
+        <w:rPr>
+          <w:rFonts w:ascii="Bosch Office Sans" w:hAnsi="Bosch Office Sans"/>
+        </w:rPr>
+        <w:t>. Acesso em: 9 jun. 2026.</w:t>
+      </w:r>
+    </w:p>
+    <w:p>
+      <w:pPr>
+        <w:spacing w:after="240" w:line="240" w:lineRule="auto"/>
+        <w:rPr>
+          <w:rFonts w:ascii="Bosch Office Sans" w:hAnsi="Bosch Office Sans"/>
+        </w:rPr>
+      </w:pPr>
+      <w:r>
+        <w:rPr>
+          <w:rFonts w:ascii="Bosch Office Sans" w:hAnsi="Bosch Office Sans"/>
+          <w:lang w:val="en-US"/>
+        </w:rPr>
+        <w:t xml:space="preserve">REACT. Learn React. Disponível em: </w:t>
+      </w:r>
+      <w:hyperlink r:id="rId32" w:history="1">
+        <w:r>
+          <w:rPr>
+            <w:rStyle w:val="Hyperlink"/>
+            <w:rFonts w:ascii="Bosch Office Sans" w:hAnsi="Bosch Office Sans"/>
+            <w:lang w:val="en-US"/>
+          </w:rPr>
+          <w:t>https://react.dev/learn</w:t>
+        </w:r>
+      </w:hyperlink>
+      <w:r>
+        <w:rPr>
+          <w:rFonts w:ascii="Bosch Office Sans" w:hAnsi="Bosch Office Sans"/>
+          <w:lang w:val="en-US"/>
+        </w:rPr>
+        <w:t xml:space="preserve">. </w:t>
+      </w:r>
+      <w:r>
+        <w:rPr>
+          <w:rFonts w:ascii="Bosch Office Sans" w:hAnsi="Bosch Office Sans"/>
+        </w:rPr>
+        <w:t>Acesso em: 9 jun. 2026.</w:t>
+      </w:r>
+    </w:p>
+    <w:p>
+      <w:pPr>
+        <w:spacing w:after="240" w:line="240" w:lineRule="auto"/>
+        <w:rPr>
+          <w:rFonts w:ascii="Bosch Office Sans" w:hAnsi="Bosch Office Sans"/>
+        </w:rPr>
+      </w:pPr>
+      <w:r>
+        <w:rPr>
+          <w:rFonts w:ascii="Bosch Office Sans" w:hAnsi="Bosch Office Sans"/>
+        </w:rPr>
+        <w:t xml:space="preserve">SQLALCHEMY AUTHORS. SQLAlchemy Documentation. Disponível em: </w:t>
+      </w:r>
+      <w:hyperlink r:id="rId33" w:history="1">
+        <w:r>
+          <w:rPr>
+            <w:rStyle w:val="Hyperlink"/>
+            <w:rFonts w:ascii="Bosch Office Sans" w:hAnsi="Bosch Office Sans"/>
+          </w:rPr>
+          <w:t>https://docs.sqlalchemy.org/</w:t>
+        </w:r>
+      </w:hyperlink>
+      <w:r>
+        <w:rPr>
+          <w:rFonts w:ascii="Bosch Office Sans" w:hAnsi="Bosch Office Sans"/>
+        </w:rPr>
+        <w:t>. Acesso em: 9 jun. 2026.</w:t>
+      </w:r>
+    </w:p>
+    <w:p>
+      <w:pPr>
+        <w:spacing w:after="240" w:line="240" w:lineRule="auto"/>
+        <w:rPr>
+          <w:rFonts w:ascii="Bosch Office Sans" w:hAnsi="Bosch Office Sans"/>
+        </w:rPr>
+      </w:pPr>
+      <w:r>
+        <w:rPr>
+          <w:rFonts w:ascii="Bosch Office Sans" w:hAnsi="Bosch Office Sans"/>
+        </w:rPr>
+        <w:t xml:space="preserve">ALEMBIC AUTHORS. Alembic Documentation. Disponível em: </w:t>
+      </w:r>
+      <w:hyperlink r:id="rId34" w:history="1">
+        <w:r>
+          <w:rPr>
+            <w:rStyle w:val="Hyperlink"/>
+            <w:rFonts w:ascii="Bosch Office Sans" w:hAnsi="Bosch Office Sans"/>
+          </w:rPr>
+          <w:t>https://alembic.sqlalchemy.org/</w:t>
+        </w:r>
+      </w:hyperlink>
+      <w:r>
+        <w:rPr>
+          <w:rFonts w:ascii="Bosch Office Sans" w:hAnsi="Bosch Office Sans"/>
+        </w:rPr>
+        <w:t>. Acesso em: 9 jun. 2026.</w:t>
+      </w:r>
+    </w:p>
+    <w:p>
+      <w:pPr>
+        <w:spacing w:after="240" w:line="240" w:lineRule="auto"/>
+        <w:rPr>
+          <w:rFonts w:ascii="Bosch Office Sans" w:hAnsi="Bosch Office Sans"/>
+        </w:rPr>
+      </w:pPr>
+      <w:r>
+        <w:rPr>
+          <w:rFonts w:ascii="Bosch Office Sans" w:hAnsi="Bosch Office Sans"/>
+        </w:rPr>
+        <w:t xml:space="preserve">PANDAS DEVELOPMENT TEAM. Pandas Documentation. Disponível em: </w:t>
+      </w:r>
+      <w:hyperlink r:id="rId35" w:history="1">
+        <w:r>
+          <w:rPr>
+            <w:rStyle w:val="Hyperlink"/>
+            <w:rFonts w:ascii="Bosch Office Sans" w:hAnsi="Bosch Office Sans"/>
+          </w:rPr>
+          <w:t>https://pandas.pydata.org/docs/</w:t>
+        </w:r>
+      </w:hyperlink>
+      <w:r>
+        <w:rPr>
+          <w:rFonts w:ascii="Bosch Office Sans" w:hAnsi="Bosch Office Sans"/>
+        </w:rPr>
+        <w:t>. Acesso em: 9 jun. 2026.</w:t>
+      </w:r>
+    </w:p>
+    <w:p>
+      <w:pPr>
+        <w:spacing w:after="240" w:line="240" w:lineRule="auto"/>
+        <w:rPr>
+          <w:rFonts w:ascii="Bosch Office Sans" w:hAnsi="Bosch Office Sans"/>
+          <w:lang w:val="en-US"/>
+        </w:rPr>
+      </w:pPr>
+      <w:r>
+        <w:rPr>
+          <w:rFonts w:ascii="Bosch Office Sans" w:hAnsi="Bosch Office Sans"/>
+        </w:rPr>
+        <w:t xml:space="preserve">PYSIDE TEAM. PySide6 Documentation. Disponível em: </w:t>
+      </w:r>
+      <w:hyperlink r:id="rId36" w:history="1">
+        <w:r>
+          <w:rPr>
+            <w:rStyle w:val="Hyperlink"/>
+            <w:rFonts w:ascii="Bosch Office Sans" w:hAnsi="Bosch Office Sans"/>
+          </w:rPr>
+          <w:t>https://doc.qt.io/qtforpython/</w:t>
+        </w:r>
+      </w:hyperlink>
+      <w:r>
+        <w:rPr>
+          <w:rFonts w:ascii="Bosch Office Sans" w:hAnsi="Bosch Office Sans"/>
+        </w:rPr>
+        <w:t xml:space="preserve">. </w:t>
+      </w:r>
+      <w:r>
+        <w:rPr>
+          <w:rFonts w:ascii="Bosch Office Sans" w:hAnsi="Bosch Office Sans"/>
+          <w:lang w:val="en-US"/>
+        </w:rPr>
+        <w:t>Acesso em: 9 jun. 2026.</w:t>
+      </w:r>
+    </w:p>
+    <w:p>
+      <w:pPr>
+        <w:spacing w:after="240" w:line="240" w:lineRule="auto"/>
+        <w:rPr>
+          <w:rFonts w:ascii="Bosch Office Sans" w:hAnsi="Bosch Office Sans"/>
+        </w:rPr>
+      </w:pPr>
+      <w:r>
+        <w:rPr>
+          <w:rFonts w:ascii="Bosch Office Sans" w:hAnsi="Bosch Office Sans"/>
+          <w:lang w:val="en-US"/>
+        </w:rPr>
+        <w:t xml:space="preserve">APACHE SOFTWARE FOUNDATION. Apache JMeter User Manual. </w:t>
+      </w:r>
+      <w:r>
+        <w:rPr>
+          <w:rFonts w:ascii="Bosch Office Sans" w:hAnsi="Bosch Office Sans"/>
+        </w:rPr>
+        <w:t xml:space="preserve">Disponível em: </w:t>
+      </w:r>
+      <w:hyperlink r:id="rId37" w:history="1">
+        <w:r>
+          <w:rPr>
+            <w:rStyle w:val="Hyperlink"/>
+            <w:rFonts w:ascii="Bosch Office Sans" w:hAnsi="Bosch Office Sans"/>
+          </w:rPr>
+          <w:t>https://jmeter.apache.org/usermanual/index.html</w:t>
+        </w:r>
+      </w:hyperlink>
+      <w:r>
+        <w:rPr>
+          <w:rFonts w:ascii="Bosch Office Sans" w:hAnsi="Bosch Office Sans"/>
+        </w:rPr>
+        <w:t>. Acesso em: 9 jun. 2026.</w:t>
+      </w:r>
+    </w:p>
+    <w:p>
+      <w:pPr>
+        <w:spacing w:after="240" w:line="240" w:lineRule="auto"/>
+        <w:rPr>
+          <w:rFonts w:ascii="Bosch Office Sans" w:hAnsi="Bosch Office Sans"/>
+        </w:rPr>
+      </w:pPr>
+      <w:r>
+        <w:rPr>
+          <w:rFonts w:ascii="Bosch Office Sans" w:hAnsi="Bosch Office Sans"/>
+        </w:rPr>
+        <w:t xml:space="preserve">JWT.IO. JSON Web Tokens Introduction. Disponível em: </w:t>
+      </w:r>
+      <w:hyperlink r:id="rId38" w:history="1">
+        <w:r>
+          <w:rPr>
+            <w:rStyle w:val="Hyperlink"/>
+            <w:rFonts w:ascii="Bosch Office Sans" w:hAnsi="Bosch Office Sans"/>
+          </w:rPr>
+          <w:t>https://jwt.io/introduction</w:t>
+        </w:r>
+      </w:hyperlink>
+      <w:r>
+        <w:rPr>
+          <w:rFonts w:ascii="Bosch Office Sans" w:hAnsi="Bosch Office Sans"/>
+        </w:rPr>
+        <w:t>. Acesso em: 9 jun. 2026.</w:t>
+      </w:r>
+    </w:p>
+    <w:p>
+      <w:pPr>
+        <w:spacing w:after="240" w:line="240" w:lineRule="auto"/>
+        <w:rPr>
+          <w:rFonts w:ascii="Bosch Office Sans" w:hAnsi="Bosch Office Sans"/>
+        </w:rPr>
+      </w:pPr>
+      <w:r>
+        <w:rPr>
+          <w:rFonts w:ascii="Bosch Office Sans" w:hAnsi="Bosch Office Sans"/>
+        </w:rPr>
+        <w:t>ASSOCIAÇÃO BRASILEIRA DE NORMAS TÉCNICAS. NBR 6023: informação e documentação – referências – elaboração. Rio de Janeiro: ABNT, 2018.</w:t>
+      </w:r>
+    </w:p>
+    <w:p>
+      <w:pPr>
+        <w:spacing w:after="240" w:line="240" w:lineRule="auto"/>
+        <w:rPr>
+          <w:rFonts w:ascii="Bosch Office Sans" w:hAnsi="Bosch Office Sans"/>
+        </w:rPr>
+      </w:pPr>
+      <w:r>
+        <w:rPr>
+          <w:rFonts w:ascii="Bosch Office Sans" w:hAnsi="Bosch Office Sans"/>
+        </w:rPr>
+        <w:t>ASSOCIAÇÃO BRASILEIRA DE NORMAS TÉCNICAS. NBR 10520: informação e documentação – citações em documentos – apresentação. Rio de Janeiro: ABNT, 2023.</w:t>
+      </w:r>
+    </w:p>
+    <w:p>
+      <w:pPr>
+        <w:spacing w:after="240" w:line="240" w:lineRule="auto"/>
+        <w:rPr>
+          <w:rFonts w:ascii="Bosch Office Sans" w:hAnsi="Bosch Office Sans"/>
+        </w:rPr>
+      </w:pPr>
+      <w:r>
+        <w:rPr>
+          <w:rFonts w:ascii="Bosch Office Sans" w:hAnsi="Bosch Office Sans"/>
+        </w:rPr>
+        <w:t>ASSOCIAÇÃO BRASILEIRA DE NORMAS TÉCNICAS. NBR 14724: trabalhos acadêmicos – apresentação. Rio de Janeiro: ABNT, 2023.</w:t>
+      </w:r>
+    </w:p>
+    <w:p>
+      <w:pPr>
+        <w:spacing w:after="240" w:line="240" w:lineRule="auto"/>
+        <w:rPr>
+          <w:rFonts w:ascii="Bosch Office Sans" w:hAnsi="Bosch Office Sans"/>
+          <w:lang w:val="en-US"/>
+        </w:rPr>
+      </w:pPr>
+      <w:r>
+        <w:rPr>
+          <w:rFonts w:ascii="Bosch Office Sans" w:hAnsi="Bosch Office Sans"/>
+        </w:rPr>
+        <w:t xml:space="preserve">ESCOLA E FACULDADE DE TECNOLOGIA SENAI “ROBERTO MANGE”. Regras para elaboração do Trabalho de Conclusão de Curso – Curso Técnico de Desenvolvimento de Sistemas. </w:t>
+      </w:r>
+      <w:r>
+        <w:rPr>
+          <w:rFonts w:ascii="Bosch Office Sans" w:hAnsi="Bosch Office Sans"/>
+          <w:lang w:val="en-US"/>
+        </w:rPr>
+        <w:t>Campinas: SENAI, 2026.</w:t>
       </w:r>
     </w:p>
     <w:sectPr>
@@ -11353,6 +12591,7 @@
   <w:style w:type="paragraph" w:default="1" w:styleId="Normal">
     <w:name w:val="Normal"/>
     <w:qFormat/>
+    <w:rsid w:val="00DE225F"/>
   </w:style>
   <w:style w:type="paragraph" w:styleId="Ttulo1">
     <w:name w:val="heading 1"/>
@@ -12192,6 +13431,23 @@
       <w:lang w:val="en-US"/>
     </w:rPr>
   </w:style>
+  <w:style w:type="paragraph" w:customStyle="1" w:styleId="LongQuote">
+    <w:name w:val="Long Quote"/>
+    <w:basedOn w:val="Normal"/>
+    <w:qFormat/>
+    <w:rsid w:val="007F5CE8"/>
+    <w:pPr>
+      <w:spacing w:before="120" w:after="120" w:line="240" w:lineRule="auto"/>
+      <w:ind w:left="2268" w:right="-851"/>
+      <w:jc w:val="both"/>
+    </w:pPr>
+    <w:rPr>
+      <w:rFonts w:ascii="Calibri" w:eastAsia="Calibri" w:hAnsi="Calibri" w:cs="Calibri"/>
+      <w:kern w:val="0"/>
+      <w:sz w:val="20"/>
+      <w:szCs w:val="20"/>
+    </w:rPr>
+  </w:style>
 </w:styles>
 </file>
 
